--- a/tests/corpus_v2/docs/cx_lease_0003.docx
+++ b/tests/corpus_v2/docs/cx_lease_0003.docx
@@ -21,7 +21,13 @@
         <w:rPr>
           <w:b/>
         </w:rPr>
-        <w:t xml:space="preserve">№ 186/2024-К</w:t>
+        <w:t xml:space="preserve">№ </w:t>
+      </w:r>
+      <w:r>
+        <w:rPr>
+          <w:b/>
+        </w:rPr>
+        <w:t xml:space="preserve">93/2024-К</w:t>
       </w:r>
     </w:p>
     <w:p/>
@@ -33,7 +39,7 @@
         <w:t xml:space="preserve">     </w:t>
       </w:r>
       <w:r>
-        <w:t xml:space="preserve">«18» июля 2024 г.</w:t>
+        <w:t xml:space="preserve">18 июля 2024 г.</w:t>
       </w:r>
     </w:p>
     <w:p/>
@@ -90,10 +96,10 @@
         <w:t xml:space="preserve">, именуемый в дальнейшем «Арендатор»</w:t>
       </w:r>
       <w:r>
-        <w:t xml:space="preserve">, с другой стороны, совместно именуемые «Стороны», заключили настоящий </w:t>
-      </w:r>
-      <w:r>
-        <w:t xml:space="preserve">Договор № 91/2025-П</w:t>
+        <w:t xml:space="preserve">, с другой стороны, совместно именуемые «Стороны», заключили настоящий Договор № </w:t>
+      </w:r>
+      <w:r>
+        <w:t xml:space="preserve">91Ф-94313/11-120Д</w:t>
       </w:r>
       <w:r>
         <w:t xml:space="preserve"> (далее — Договор) о нижеследующем:</w:t>
@@ -124,7 +130,7 @@
         <w:t xml:space="preserve">Срок передачи помещения по акту приёма-передачи — </w:t>
       </w:r>
       <w:r>
-        <w:t xml:space="preserve">в течение 5 рабочих дней с момента подписания акта</w:t>
+        <w:t xml:space="preserve">в течение 36 месяцев с момента подписания акта</w:t>
       </w:r>
       <w:r>
         <w:t xml:space="preserve">.</w:t>
@@ -138,7 +144,19 @@
         <w:t xml:space="preserve">Арендная плата за месяц: </w:t>
       </w:r>
       <w:r>
-        <w:t xml:space="preserve">не менее 1 000 000 (Одного миллиона) рублей</w:t>
+        <w:t xml:space="preserve">8 580 000 (Восемь миллионов пятьсот восемьдесят тысяч) RUB</w:t>
+      </w:r>
+      <w:r>
+        <w:t xml:space="preserve">, включая НДС </w:t>
+      </w:r>
+      <w:r>
+        <w:t xml:space="preserve">22%</w:t>
+      </w:r>
+      <w:r>
+        <w:t xml:space="preserve"> в размере </w:t>
+      </w:r>
+      <w:r>
+        <w:t xml:space="preserve">Девятьсот семьдесят тысяч два рубля</w:t>
       </w:r>
       <w:r>
         <w:t xml:space="preserve">. Плата вносится ежемесячно не позднее 10-го числа текущего месяца.</w:t>
@@ -166,7 +184,10 @@
         <w:t xml:space="preserve">2.1. Общая цена Договора: </w:t>
       </w:r>
       <w:r>
-        <w:t xml:space="preserve">Одиннадцать миллионов четыреста тридцать четыре тысячи сто тридцать шесть рублей 00 копеек</w:t>
+        <w:t xml:space="preserve">14 500 000 руб. 5 коп.</w:t>
+      </w:r>
+      <w:r>
+        <w:t xml:space="preserve">, в том числе НДС</w:t>
       </w:r>
       <w:r>
         <w:t xml:space="preserve">.</w:t>
@@ -177,7 +198,7 @@
         <w:t xml:space="preserve">2.2. Налог: </w:t>
       </w:r>
       <w:r>
-        <w:t xml:space="preserve">0,1% от стоимости</w:t>
+        <w:t xml:space="preserve">0,3 (три десятых процента) процента от стоимости неоплаченных работ</w:t>
       </w:r>
       <w:r>
         <w:t xml:space="preserve">.</w:t>
@@ -188,7 +209,7 @@
         <w:t xml:space="preserve">2.3. Срок оплаты — </w:t>
       </w:r>
       <w:r>
-        <w:t xml:space="preserve">30 дней с момента заключения контракта</w:t>
+        <w:t xml:space="preserve">в течение 5 календарных дней</w:t>
       </w:r>
       <w:r>
         <w:t xml:space="preserve">.</w:t>
@@ -268,7 +289,10 @@
         <w:t xml:space="preserve">. Цена — </w:t>
       </w:r>
       <w:r>
-        <w:t xml:space="preserve">1 000 ₽</w:t>
+        <w:t xml:space="preserve">не менее 42 000 (Сорока двух тысяч) руб. 50 копеек</w:t>
+      </w:r>
+      <w:r>
+        <w:t xml:space="preserve">, НДС не облагается</w:t>
       </w:r>
       <w:r>
         <w:t xml:space="preserve">.</w:t>
@@ -288,7 +312,7 @@
         <w:t xml:space="preserve">3.1. Место исполнения обязательств: </w:t>
       </w:r>
       <w:r>
-        <w:t xml:space="preserve">443010, г. Самара, бул. Промышленная, д. 38, кв. 177</w:t>
+        <w:t xml:space="preserve">620014, г. Екатеринбург, пер. Строителей, д. 89, кв. 68</w:t>
       </w:r>
       <w:r>
         <w:t xml:space="preserve">.</w:t>
@@ -305,7 +329,7 @@
         <w:t xml:space="preserve"> по телефону </w:t>
       </w:r>
       <w:r>
-        <w:t xml:space="preserve">+7 (812) 820-91-48</w:t>
+        <w:t xml:space="preserve">+7 (846) 755-48-90</w:t>
       </w:r>
       <w:r>
         <w:t xml:space="preserve">.</w:t>
@@ -316,7 +340,7 @@
         <w:t xml:space="preserve">3.3. Срок исполнения обязательств — </w:t>
       </w:r>
       <w:r>
-        <w:t xml:space="preserve">30 рабочих дней с момента поступления денежных средств на расчетный счет</w:t>
+        <w:t xml:space="preserve">в течение сорока пяти банковских дней со дня предъявления требования</w:t>
       </w:r>
       <w:r>
         <w:t xml:space="preserve">.</w:t>
@@ -347,13 +371,19 @@
         <w:t xml:space="preserve">Размер неустойки за нарушение сроков оплаты: </w:t>
       </w:r>
       <w:r>
-        <w:t xml:space="preserve">18% годовых</w:t>
+        <w:t xml:space="preserve">1/150 ключевой ставки ЦБ РФ годовых</w:t>
       </w:r>
       <w:r>
         <w:t xml:space="preserve">. Предельный размер ответственности: </w:t>
       </w:r>
       <w:r>
-        <w:t xml:space="preserve">не более 10% от цены договора</w:t>
+        <w:t xml:space="preserve">1/130 ключевой ставки ЦБ РФ от общей суммы счета</w:t>
+      </w:r>
+      <w:r>
+        <w:t xml:space="preserve">, но не более </w:t>
+      </w:r>
+      <w:r>
+        <w:t xml:space="preserve">0,05 (пять сотых процента) процента от цены Договора</w:t>
       </w:r>
       <w:r>
         <w:t xml:space="preserve">.</w:t>
@@ -375,7 +405,7 @@
         <w:t xml:space="preserve">Сторона, для которой создалась невозможность исполнения, обязана уведомить другую Сторону. Срок уведомления — </w:t>
       </w:r>
       <w:r>
-        <w:t xml:space="preserve">5 рабочих дней</w:t>
+        <w:t xml:space="preserve">в течение 10 (Десяти) банковских дней с момента заключения контракта</w:t>
       </w:r>
       <w:r>
         <w:t xml:space="preserve">.</w:t>
@@ -389,13 +419,79 @@
         <w:t xml:space="preserve">Все споры и разногласия решаются путём переговоров. Претензионный порядок обязателен, срок ответа на претензию — </w:t>
       </w:r>
       <w:r>
-        <w:t xml:space="preserve">не позднее 26.05.2025</w:t>
-      </w:r>
-      <w:r>
-        <w:t xml:space="preserve">.</w:t>
-      </w:r>
-    </w:p>
-    <w:p/>
+        <w:t xml:space="preserve">не позднее 22.04.2026</w:t>
+      </w:r>
+      <w:r>
+        <w:t xml:space="preserve">.</w:t>
+      </w:r>
+    </w:p>
+    <w:p/>
+    <w:p/>
+    <w:p/>
+    <w:p>
+      <w:r>
+        <w:rPr>
+          <w:b/>
+        </w:rPr>
+        <w:t xml:space="preserve">9. КОНТРОЛЬНЫЕ ВЕЛИЧИНЫ</w:t>
+      </w:r>
+    </w:p>
+    <w:p>
+      <w:r>
+        <w:t xml:space="preserve">9.1. Контрольная запись: </w:t>
+      </w:r>
+      <w:r>
+        <w:rPr>
+          <w:b/>
+        </w:rPr>
+        <w:t xml:space="preserve">не позднее 23.05.20</w:t>
+      </w:r>
+      <w:r>
+        <w:t xml:space="preserve">25</w:t>
+      </w:r>
+      <w:r>
+        <w:t xml:space="preserve">.</w:t>
+      </w:r>
+    </w:p>
+    <w:p>
+      <w:r>
+        <w:t xml:space="preserve">9.2. Контрольная запись: </w:t>
+      </w:r>
+      <w:r>
+        <w:t xml:space="preserve">6/19</w:t>
+      </w:r>
+      <w:r>
+        <w:t xml:space="preserve">.</w:t>
+      </w:r>
+    </w:p>
+    <w:p>
+      <w:r>
+        <w:t xml:space="preserve">9.3. Контрольная запись: </w:t>
+      </w:r>
+      <w:r>
+        <w:rPr>
+          <w:b/>
+        </w:rPr>
+        <w:t xml:space="preserve">7 9</w:t>
+      </w:r>
+      <w:r>
+        <w:t xml:space="preserve">90 000,79 (семь миллионов девятьсот девяносто тысяч) ₽</w:t>
+      </w:r>
+      <w:r>
+        <w:t xml:space="preserve">.</w:t>
+      </w:r>
+    </w:p>
+    <w:p>
+      <w:r>
+        <w:t xml:space="preserve">9.4. Контрольная запись: </w:t>
+      </w:r>
+      <w:r>
+        <w:t xml:space="preserve">1/3 0 0 ключевой ставки ЦБ РФ от цены Договора</w:t>
+      </w:r>
+      <w:r>
+        <w:t xml:space="preserve">.</w:t>
+      </w:r>
+    </w:p>
     <w:p/>
     <w:p/>
     <w:p>
@@ -412,7 +508,7 @@
       </w:r>
       <w:fldSimple w:instr=" DOCPROPERTY &quot;Value&quot; \* MERGEFORMAT ">
         <w:r>
-          <w:t xml:space="preserve">1/300 ключевой ставки ЦБ РФ</w:t>
+          <w:t xml:space="preserve">5 (пять) процентов за каждый день просрочки</w:t>
         </w:r>
       </w:fldSimple>
       <w:r>
@@ -432,7 +528,7 @@
         </w:sdtPr>
         <w:sdtContent>
           <w:r>
-            <w:t xml:space="preserve">не более 60 месяцев с момента заключения кредитного договора</w:t>
+            <w:t xml:space="preserve">в течение двенадцати месяцев с момента поступления денежных средств на расчетный счет</w:t>
           </w:r>
         </w:sdtContent>
       </w:sdt>
@@ -488,7 +584,7 @@
               <w:t xml:space="preserve">Юридический адрес: </w:t>
             </w:r>
             <w:r>
-              <w:t xml:space="preserve">394000, г. Воронеж, ул. Победы, д. 86, кв. 185</w:t>
+              <w:t xml:space="preserve">420111, г. Казань, ул. Лесная, д. 41, кв. 137</w:t>
             </w:r>
           </w:p>
           <w:p>
@@ -543,7 +639,7 @@
               <w:t xml:space="preserve">Тел.: </w:t>
             </w:r>
             <w:r>
-              <w:t xml:space="preserve">+7 (812) 934-78-49</w:t>
+              <w:t xml:space="preserve">+7 (499) 272-87-23</w:t>
             </w:r>
           </w:p>
           <w:p>
@@ -551,7 +647,7 @@
               <w:t xml:space="preserve">E-mail: </w:t>
             </w:r>
             <w:r>
-              <w:t xml:space="preserve">novikov@inbox.ru</w:t>
+              <w:t xml:space="preserve">novikov@yandex.ru</w:t>
             </w:r>
           </w:p>
           <w:p/>
@@ -594,7 +690,7 @@
               <w:t xml:space="preserve">Адрес регистрации: </w:t>
             </w:r>
             <w:r>
-              <w:t xml:space="preserve">614000, г. Пермь, ш. Космонавтов, д. 4, кв. 170</w:t>
+              <w:t xml:space="preserve">630099, г. Новосибирск, пер. Промышленная, д. 34, кв. 44</w:t>
             </w:r>
           </w:p>
           <w:p>
@@ -633,7 +729,7 @@
               <w:t xml:space="preserve">Тел.: </w:t>
             </w:r>
             <w:r>
-              <w:t xml:space="preserve">+7 (812) 942-51-38</w:t>
+              <w:t xml:space="preserve">+7 (495) 715-99-65</w:t>
             </w:r>
           </w:p>
           <w:p>
@@ -641,7 +737,7 @@
               <w:t xml:space="preserve">E-mail: </w:t>
             </w:r>
             <w:r>
-              <w:t xml:space="preserve">bogdanov@sibtrans.ru</w:t>
+              <w:t xml:space="preserve">bogdanov@mail.ru</w:t>
             </w:r>
           </w:p>
           <w:p/>

--- a/tests/corpus_v2/docs/cx_lease_0003.docx
+++ b/tests/corpus_v2/docs/cx_lease_0003.docx
@@ -458,7 +458,13 @@
         <w:t xml:space="preserve">9.2. Контрольная запись: </w:t>
       </w:r>
       <w:r>
-        <w:t xml:space="preserve">6/19</w:t>
+        <w:rPr>
+          <w:b/>
+        </w:rPr>
+        <w:t xml:space="preserve">6/1</w:t>
+      </w:r>
+      <w:r>
+        <w:t xml:space="preserve">9</w:t>
       </w:r>
       <w:r>
         <w:t xml:space="preserve">.</w:t>

--- a/tests/corpus_v2/docs/cx_lease_0003.docx
+++ b/tests/corpus_v2/docs/cx_lease_0003.docx
@@ -27,19 +27,19 @@
         <w:rPr>
           <w:b/>
         </w:rPr>
-        <w:t xml:space="preserve">93/2024-К</w:t>
-      </w:r>
-    </w:p>
-    <w:p/>
-    <w:p>
-      <w:r>
-        <w:t xml:space="preserve">г. Москва</w:t>
+        <w:t xml:space="preserve">93Ф-44039/23-048Д</w:t>
+      </w:r>
+    </w:p>
+    <w:p/>
+    <w:p>
+      <w:r>
+        <w:t xml:space="preserve">г. Нижний Новгород</w:t>
       </w:r>
       <w:r>
         <w:t xml:space="preserve">     </w:t>
       </w:r>
       <w:r>
-        <w:t xml:space="preserve">18 июля 2024 г.</w:t>
+        <w:t xml:space="preserve">13 июня 2025 г.</w:t>
       </w:r>
     </w:p>
     <w:p/>
@@ -99,7 +99,7 @@
         <w:t xml:space="preserve">, с другой стороны, совместно именуемые «Стороны», заключили настоящий Договор № </w:t>
       </w:r>
       <w:r>
-        <w:t xml:space="preserve">91Ф-94313/11-120Д</w:t>
+        <w:t xml:space="preserve">1/13</w:t>
       </w:r>
       <w:r>
         <w:t xml:space="preserve"> (далее — Договор) о нижеследующем:</w:t>
@@ -461,10 +461,10 @@
         <w:rPr>
           <w:b/>
         </w:rPr>
-        <w:t xml:space="preserve">6/1</w:t>
-      </w:r>
-      <w:r>
-        <w:t xml:space="preserve">9</w:t>
+        <w:t xml:space="preserve">86/20</w:t>
+      </w:r>
+      <w:r>
+        <w:t xml:space="preserve">25-С</w:t>
       </w:r>
       <w:r>
         <w:t xml:space="preserve">.</w:t>
@@ -478,10 +478,10 @@
         <w:rPr>
           <w:b/>
         </w:rPr>
-        <w:t xml:space="preserve">7 9</w:t>
-      </w:r>
-      <w:r>
-        <w:t xml:space="preserve">90 000,79 (семь миллионов девятьсот девяносто тысяч) ₽</w:t>
+        <w:t xml:space="preserve">3 2</w:t>
+      </w:r>
+      <w:r>
+        <w:t xml:space="preserve">70 000,87 (три миллиона двести семьдесят тысяч) ₽</w:t>
       </w:r>
       <w:r>
         <w:t xml:space="preserve">.</w:t>
@@ -514,7 +514,7 @@
       </w:r>
       <w:fldSimple w:instr=" DOCPROPERTY &quot;Value&quot; \* MERGEFORMAT ">
         <w:r>
-          <w:t xml:space="preserve">5 (пять) процентов за каждый день просрочки</w:t>
+          <w:t xml:space="preserve">15 (пятнадцать) процентов за каждый день просрочки</w:t>
         </w:r>
       </w:fldSimple>
       <w:r>
@@ -590,7 +590,15 @@
               <w:t xml:space="preserve">Юридический адрес: </w:t>
             </w:r>
             <w:r>
-              <w:t xml:space="preserve">420111, г. Казань, ул. Лесная, д. 41, кв. 137</w:t>
+              <w:t xml:space="preserve">143000, г. Одинцово, просп. Садовая, д. 61, кв. 21</w:t>
+            </w:r>
+          </w:p>
+          <w:p>
+            <w:r>
+              <w:t xml:space="preserve">Почтовый адрес: </w:t>
+            </w:r>
+            <w:r>
+              <w:t xml:space="preserve">603000, г. Нижний Новгород, просп. Баумана, д. 22, кв. 156</w:t>
             </w:r>
           </w:p>
           <w:p>
@@ -645,7 +653,7 @@
               <w:t xml:space="preserve">Тел.: </w:t>
             </w:r>
             <w:r>
-              <w:t xml:space="preserve">+7 (499) 272-87-23</w:t>
+              <w:t xml:space="preserve">+7 (495) 282-54-60</w:t>
             </w:r>
           </w:p>
           <w:p>
@@ -653,7 +661,7 @@
               <w:t xml:space="preserve">E-mail: </w:t>
             </w:r>
             <w:r>
-              <w:t xml:space="preserve">novikov@yandex.ru</w:t>
+              <w:t xml:space="preserve">novikov@corp-tehno.ru</w:t>
             </w:r>
           </w:p>
           <w:p/>
@@ -696,7 +704,7 @@
               <w:t xml:space="preserve">Адрес регистрации: </w:t>
             </w:r>
             <w:r>
-              <w:t xml:space="preserve">630099, г. Новосибирск, пер. Промышленная, д. 34, кв. 44</w:t>
+              <w:t xml:space="preserve">141400, г. Химки, ул. Гагарина, д. 77, кв. 197</w:t>
             </w:r>
           </w:p>
           <w:p>
@@ -735,7 +743,7 @@
               <w:t xml:space="preserve">Тел.: </w:t>
             </w:r>
             <w:r>
-              <w:t xml:space="preserve">+7 (495) 715-99-65</w:t>
+              <w:t xml:space="preserve">+7 (846) 546-25-95</w:t>
             </w:r>
           </w:p>
           <w:p>
@@ -743,7 +751,7 @@
               <w:t xml:space="preserve">E-mail: </w:t>
             </w:r>
             <w:r>
-              <w:t xml:space="preserve">bogdanov@mail.ru</w:t>
+              <w:t xml:space="preserve">bogdanov@corp-tehno.ru</w:t>
             </w:r>
           </w:p>
           <w:p/>

--- a/tests/corpus_v2/docs/cx_lease_0003.docx
+++ b/tests/corpus_v2/docs/cx_lease_0003.docx
@@ -72,25 +72,25 @@
         <w:t xml:space="preserve">паспорт </w:t>
       </w:r>
       <w:r>
-        <w:t xml:space="preserve">02 08 829967</w:t>
+        <w:t xml:space="preserve">23 02 966006</w:t>
       </w:r>
       <w:r>
         <w:t xml:space="preserve">, выдан </w:t>
       </w:r>
       <w:r>
-        <w:t xml:space="preserve">ТП № 2 ОУФМС России по Московской обл.</w:t>
+        <w:t xml:space="preserve">ГУ МВД России по г. Москве</w:t>
       </w:r>
       <w:r>
         <w:t xml:space="preserve"> </w:t>
       </w:r>
       <w:r>
-        <w:t xml:space="preserve">11.11.2014</w:t>
+        <w:t xml:space="preserve">16.06.2014</w:t>
       </w:r>
       <w:r>
         <w:t xml:space="preserve">, код подразделения </w:t>
       </w:r>
       <w:r>
-        <w:t xml:space="preserve">051-237</w:t>
+        <w:t xml:space="preserve">811-051</w:t>
       </w:r>
       <w:r>
         <w:t xml:space="preserve">, именуемый в дальнейшем «Арендатор»</w:t>
@@ -286,10 +286,16 @@
         <w:t xml:space="preserve">МКАС при ТПП РФ</w:t>
       </w:r>
       <w:r>
+        <w:t xml:space="preserve">. Товар отгружается с сопроводительным документом паспорт качества № </w:t>
+      </w:r>
+      <w:r>
+        <w:t xml:space="preserve">05 07 603763</w:t>
+      </w:r>
+      <w:r>
         <w:t xml:space="preserve">. Цена — </w:t>
       </w:r>
       <w:r>
-        <w:t xml:space="preserve">не менее 42 000 (Сорока двух тысяч) руб. 50 копеек</w:t>
+        <w:t xml:space="preserve">не менее 3 990 000 (Трёх миллионов девятисот девяноста тысяч) руб. 00 копеек</w:t>
       </w:r>
       <w:r>
         <w:t xml:space="preserve">, НДС не облагается</w:t>
@@ -312,7 +318,7 @@
         <w:t xml:space="preserve">3.1. Место исполнения обязательств: </w:t>
       </w:r>
       <w:r>
-        <w:t xml:space="preserve">620014, г. Екатеринбург, пер. Строителей, д. 89, кв. 68</w:t>
+        <w:t xml:space="preserve">143000, г. Одинцово, наб. Победы, д. 82, кв. 78</w:t>
       </w:r>
       <w:r>
         <w:t xml:space="preserve">.</w:t>
@@ -329,7 +335,7 @@
         <w:t xml:space="preserve"> по телефону </w:t>
       </w:r>
       <w:r>
-        <w:t xml:space="preserve">+7 (846) 755-48-90</w:t>
+        <w:t xml:space="preserve">+7 (846) 874-68-41</w:t>
       </w:r>
       <w:r>
         <w:t xml:space="preserve">.</w:t>
@@ -340,7 +346,7 @@
         <w:t xml:space="preserve">3.3. Срок исполнения обязательств — </w:t>
       </w:r>
       <w:r>
-        <w:t xml:space="preserve">в течение сорока пяти банковских дней со дня предъявления требования</w:t>
+        <w:t xml:space="preserve">в течение десяти банковских дней со дня предъявления требования</w:t>
       </w:r>
       <w:r>
         <w:t xml:space="preserve">.</w:t>
@@ -405,7 +411,7 @@
         <w:t xml:space="preserve">Сторона, для которой создалась невозможность исполнения, обязана уведомить другую Сторону. Срок уведомления — </w:t>
       </w:r>
       <w:r>
-        <w:t xml:space="preserve">в течение 10 (Десяти) банковских дней с момента заключения контракта</w:t>
+        <w:t xml:space="preserve">в течение 14 (Четырнадцати) банковских дней с момента заключения контракта</w:t>
       </w:r>
       <w:r>
         <w:t xml:space="preserve">.</w:t>
@@ -419,7 +425,7 @@
         <w:t xml:space="preserve">Все споры и разногласия решаются путём переговоров. Претензионный порядок обязателен, срок ответа на претензию — </w:t>
       </w:r>
       <w:r>
-        <w:t xml:space="preserve">не позднее 22.04.2026</w:t>
+        <w:t xml:space="preserve">не позднее 27.03.2025</w:t>
       </w:r>
       <w:r>
         <w:t xml:space="preserve">.</w:t>
@@ -444,10 +450,10 @@
         <w:rPr>
           <w:b/>
         </w:rPr>
-        <w:t xml:space="preserve">не позднее 23.05.20</w:t>
-      </w:r>
-      <w:r>
-        <w:t xml:space="preserve">25</w:t>
+        <w:t xml:space="preserve">в течение 3</w:t>
+      </w:r>
+      <w:r>
+        <w:t xml:space="preserve">0 дней с даты подписания Сторонами акта сдачи-приемки оказанных услуг</w:t>
       </w:r>
       <w:r>
         <w:t xml:space="preserve">.</w:t>
@@ -461,10 +467,10 @@
         <w:rPr>
           <w:b/>
         </w:rPr>
-        <w:t xml:space="preserve">86/20</w:t>
-      </w:r>
-      <w:r>
-        <w:t xml:space="preserve">25-С</w:t>
+        <w:t xml:space="preserve">90/20</w:t>
+      </w:r>
+      <w:r>
+        <w:t xml:space="preserve">24-П</w:t>
       </w:r>
       <w:r>
         <w:t xml:space="preserve">.</w:t>
@@ -478,10 +484,10 @@
         <w:rPr>
           <w:b/>
         </w:rPr>
-        <w:t xml:space="preserve">3 2</w:t>
-      </w:r>
-      <w:r>
-        <w:t xml:space="preserve">70 000,87 (три миллиона двести семьдесят тысяч) ₽</w:t>
+        <w:t xml:space="preserve">6 6</w:t>
+      </w:r>
+      <w:r>
+        <w:t xml:space="preserve">30 000,68 (шесть миллионов шестьсот тридцать тысяч) ₽</w:t>
       </w:r>
       <w:r>
         <w:t xml:space="preserve">.</w:t>
@@ -514,7 +520,7 @@
       </w:r>
       <w:fldSimple w:instr=" DOCPROPERTY &quot;Value&quot; \* MERGEFORMAT ">
         <w:r>
-          <w:t xml:space="preserve">15 (пятнадцать) процентов за каждый день просрочки</w:t>
+          <w:t xml:space="preserve">10 (десять) процентов за каждый день просрочки</w:t>
         </w:r>
       </w:fldSimple>
       <w:r>
@@ -534,7 +540,7 @@
         </w:sdtPr>
         <w:sdtContent>
           <w:r>
-            <w:t xml:space="preserve">в течение двенадцати месяцев с момента поступления денежных средств на расчетный счет</w:t>
+            <w:t xml:space="preserve">в течение двадцати четырех месяцев с момента поступления денежных средств на расчетный счет</w:t>
           </w:r>
         </w:sdtContent>
       </w:sdt>
@@ -590,7 +596,7 @@
               <w:t xml:space="preserve">Юридический адрес: </w:t>
             </w:r>
             <w:r>
-              <w:t xml:space="preserve">143000, г. Одинцово, просп. Садовая, д. 61, кв. 21</w:t>
+              <w:t xml:space="preserve">443010, г. Самара, наб. Ленина, д. 44, кв. 83</w:t>
             </w:r>
           </w:p>
           <w:p>
@@ -598,7 +604,7 @@
               <w:t xml:space="preserve">Почтовый адрес: </w:t>
             </w:r>
             <w:r>
-              <w:t xml:space="preserve">603000, г. Нижний Новгород, просп. Баумана, д. 22, кв. 156</w:t>
+              <w:t xml:space="preserve">190000, г. Санкт-Петербург, ш. Садовая, д. 12, кв. 60</w:t>
             </w:r>
           </w:p>
           <w:p>
@@ -653,7 +659,7 @@
               <w:t xml:space="preserve">Тел.: </w:t>
             </w:r>
             <w:r>
-              <w:t xml:space="preserve">+7 (495) 282-54-60</w:t>
+              <w:t xml:space="preserve">+7 (499) 721-23-32</w:t>
             </w:r>
           </w:p>
           <w:p>
@@ -661,7 +667,7 @@
               <w:t xml:space="preserve">E-mail: </w:t>
             </w:r>
             <w:r>
-              <w:t xml:space="preserve">novikov@corp-tehno.ru</w:t>
+              <w:t xml:space="preserve">novikov@list.ru</w:t>
             </w:r>
           </w:p>
           <w:p/>
@@ -704,7 +710,7 @@
               <w:t xml:space="preserve">Адрес регистрации: </w:t>
             </w:r>
             <w:r>
-              <w:t xml:space="preserve">141400, г. Химки, ул. Гагарина, д. 77, кв. 197</w:t>
+              <w:t xml:space="preserve">620014, г. Екатеринбург, пер. Победы, д. 22, кв. 7</w:t>
             </w:r>
           </w:p>
           <w:p>
@@ -712,16 +718,16 @@
               <w:t xml:space="preserve">Паспорт </w:t>
             </w:r>
             <w:r>
-              <w:t xml:space="preserve">02 08 829967</w:t>
-            </w:r>
-            <w:r>
-              <w:t xml:space="preserve">, выдан ТП № 2 ОУФМС России по Московской обл. 11.11.2014</w:t>
+              <w:t xml:space="preserve">23 02 966006</w:t>
+            </w:r>
+            <w:r>
+              <w:t xml:space="preserve">, выдан ГУ МВД России по г. Москве 16.06.2014</w:t>
             </w:r>
             <w:r>
               <w:t xml:space="preserve">, код подразделения </w:t>
             </w:r>
             <w:r>
-              <w:t xml:space="preserve">051-237</w:t>
+              <w:t xml:space="preserve">811-051</w:t>
             </w:r>
           </w:p>
           <w:p>
@@ -729,13 +735,13 @@
               <w:t xml:space="preserve">СНИЛС </w:t>
             </w:r>
             <w:r>
-              <w:t xml:space="preserve">003-219-113 82</w:t>
+              <w:t xml:space="preserve">321-911-303 24</w:t>
             </w:r>
             <w:r>
               <w:t xml:space="preserve"> ИНН </w:t>
             </w:r>
             <w:r>
-              <w:t xml:space="preserve">201161707415</w:t>
+              <w:t xml:space="preserve">116170740002</w:t>
             </w:r>
           </w:p>
           <w:p>
@@ -743,7 +749,7 @@
               <w:t xml:space="preserve">Тел.: </w:t>
             </w:r>
             <w:r>
-              <w:t xml:space="preserve">+7 (846) 546-25-95</w:t>
+              <w:t xml:space="preserve">+7 (383) 886-99-65</w:t>
             </w:r>
           </w:p>
           <w:p>
@@ -751,7 +757,7 @@
               <w:t xml:space="preserve">E-mail: </w:t>
             </w:r>
             <w:r>
-              <w:t xml:space="preserve">bogdanov@corp-tehno.ru</w:t>
+              <w:t xml:space="preserve">bogdanov@mail.ru</w:t>
             </w:r>
           </w:p>
           <w:p/>

--- a/tests/corpus_v2/docs/cx_lease_0003.docx
+++ b/tests/corpus_v2/docs/cx_lease_0003.docx
@@ -292,10 +292,46 @@
         <w:t xml:space="preserve">05 07 603763</w:t>
       </w:r>
       <w:r>
+        <w:t xml:space="preserve">. К партии приложен паспорт изделия № </w:t>
+      </w:r>
+      <w:r>
+        <w:t xml:space="preserve">49 14 303270</w:t>
+      </w:r>
+      <w:r>
+        <w:t xml:space="preserve">. Оборудование поставляется с паспортом транспортного средства № </w:t>
+      </w:r>
+      <w:r>
+        <w:t xml:space="preserve">89 09 738055</w:t>
+      </w:r>
+      <w:r>
+        <w:t xml:space="preserve">. Приёмка производится согласно техническому паспорту </w:t>
+      </w:r>
+      <w:r>
+        <w:t xml:space="preserve">82 10 660618</w:t>
+      </w:r>
+      <w:r>
+        <w:t xml:space="preserve">. СНИЛС не указан, номер заказа </w:t>
+      </w:r>
+      <w:r>
+        <w:t xml:space="preserve">775-468-755 31</w:t>
+      </w:r>
+      <w:r>
+        <w:t xml:space="preserve">. Дата рождения не проставлена, документ выдан </w:t>
+      </w:r>
+      <w:r>
+        <w:t xml:space="preserve">22.04.2019</w:t>
+      </w:r>
+      <w:r>
+        <w:t xml:space="preserve">. Код подразделения, см. артикул </w:t>
+      </w:r>
+      <w:r>
+        <w:t xml:space="preserve">863-144</w:t>
+      </w:r>
+      <w:r>
         <w:t xml:space="preserve">. Цена — </w:t>
       </w:r>
       <w:r>
-        <w:t xml:space="preserve">не менее 3 990 000 (Трёх миллионов девятисот девяноста тысяч) руб. 00 копеек</w:t>
+        <w:t xml:space="preserve">не менее 955 000 (Девятисот пятидесяти пяти тысяч) руб. 00 копеек</w:t>
       </w:r>
       <w:r>
         <w:t xml:space="preserve">, НДС не облагается</w:t>
@@ -318,7 +354,7 @@
         <w:t xml:space="preserve">3.1. Место исполнения обязательств: </w:t>
       </w:r>
       <w:r>
-        <w:t xml:space="preserve">143000, г. Одинцово, наб. Победы, д. 82, кв. 78</w:t>
+        <w:t xml:space="preserve">394000, г. Воронеж, ул. Победы, д. 86, кв. 185</w:t>
       </w:r>
       <w:r>
         <w:t xml:space="preserve">.</w:t>
@@ -335,7 +371,7 @@
         <w:t xml:space="preserve"> по телефону </w:t>
       </w:r>
       <w:r>
-        <w:t xml:space="preserve">+7 (846) 874-68-41</w:t>
+        <w:t xml:space="preserve">+7 (846) 974-50-78</w:t>
       </w:r>
       <w:r>
         <w:t xml:space="preserve">.</w:t>
@@ -346,7 +382,7 @@
         <w:t xml:space="preserve">3.3. Срок исполнения обязательств — </w:t>
       </w:r>
       <w:r>
-        <w:t xml:space="preserve">в течение десяти банковских дней со дня предъявления требования</w:t>
+        <w:t xml:space="preserve">в течение четырнадцати банковских дней со дня предъявления требования</w:t>
       </w:r>
       <w:r>
         <w:t xml:space="preserve">.</w:t>
@@ -411,7 +447,7 @@
         <w:t xml:space="preserve">Сторона, для которой создалась невозможность исполнения, обязана уведомить другую Сторону. Срок уведомления — </w:t>
       </w:r>
       <w:r>
-        <w:t xml:space="preserve">в течение 14 (Четырнадцати) банковских дней с момента заключения контракта</w:t>
+        <w:t xml:space="preserve">в течение 30 (Тридцати) банковских дней с момента заключения контракта</w:t>
       </w:r>
       <w:r>
         <w:t xml:space="preserve">.</w:t>
@@ -425,7 +461,7 @@
         <w:t xml:space="preserve">Все споры и разногласия решаются путём переговоров. Претензионный порядок обязателен, срок ответа на претензию — </w:t>
       </w:r>
       <w:r>
-        <w:t xml:space="preserve">не позднее 27.03.2025</w:t>
+        <w:t xml:space="preserve">не позднее 22.08.2025</w:t>
       </w:r>
       <w:r>
         <w:t xml:space="preserve">.</w:t>
@@ -450,7 +486,7 @@
         <w:rPr>
           <w:b/>
         </w:rPr>
-        <w:t xml:space="preserve">в течение 3</w:t>
+        <w:t xml:space="preserve">в течение 2</w:t>
       </w:r>
       <w:r>
         <w:t xml:space="preserve">0 дней с даты подписания Сторонами акта сдачи-приемки оказанных услуг</w:t>
@@ -467,10 +503,10 @@
         <w:rPr>
           <w:b/>
         </w:rPr>
-        <w:t xml:space="preserve">90/20</w:t>
-      </w:r>
-      <w:r>
-        <w:t xml:space="preserve">24-П</w:t>
+        <w:t xml:space="preserve">42/20</w:t>
+      </w:r>
+      <w:r>
+        <w:t xml:space="preserve">23-К</w:t>
       </w:r>
       <w:r>
         <w:t xml:space="preserve">.</w:t>
@@ -484,10 +520,10 @@
         <w:rPr>
           <w:b/>
         </w:rPr>
-        <w:t xml:space="preserve">6 6</w:t>
-      </w:r>
-      <w:r>
-        <w:t xml:space="preserve">30 000,68 (шесть миллионов шестьсот тридцать тысяч) ₽</w:t>
+        <w:t xml:space="preserve">92 0</w:t>
+      </w:r>
+      <w:r>
+        <w:t xml:space="preserve">00 000,11 (девяносто два миллиона) ₽</w:t>
       </w:r>
       <w:r>
         <w:t xml:space="preserve">.</w:t>
@@ -520,7 +556,7 @@
       </w:r>
       <w:fldSimple w:instr=" DOCPROPERTY &quot;Value&quot; \* MERGEFORMAT ">
         <w:r>
-          <w:t xml:space="preserve">10 (десять) процентов за каждый день просрочки</w:t>
+          <w:t xml:space="preserve">7 (семь) процентов за каждый день просрочки</w:t>
         </w:r>
       </w:fldSimple>
       <w:r>
@@ -540,7 +576,7 @@
         </w:sdtPr>
         <w:sdtContent>
           <w:r>
-            <w:t xml:space="preserve">в течение двадцати четырех месяцев с момента поступления денежных средств на расчетный счет</w:t>
+            <w:t xml:space="preserve">в течение тридцати шести месяцев с момента поступления денежных средств на расчетный счет</w:t>
           </w:r>
         </w:sdtContent>
       </w:sdt>
@@ -596,7 +632,7 @@
               <w:t xml:space="preserve">Юридический адрес: </w:t>
             </w:r>
             <w:r>
-              <w:t xml:space="preserve">443010, г. Самара, наб. Ленина, д. 44, кв. 83</w:t>
+              <w:t xml:space="preserve">143400, г. Красногорск, просп. Мира, д. 45, кв. 102</w:t>
             </w:r>
           </w:p>
           <w:p>
@@ -604,7 +640,7 @@
               <w:t xml:space="preserve">Почтовый адрес: </w:t>
             </w:r>
             <w:r>
-              <w:t xml:space="preserve">190000, г. Санкт-Петербург, ш. Садовая, д. 12, кв. 60</w:t>
+              <w:t xml:space="preserve">143400, г. Красногорск, ул. Гагарина, д. 77, кв. 197</w:t>
             </w:r>
           </w:p>
           <w:p>
@@ -659,7 +695,7 @@
               <w:t xml:space="preserve">Тел.: </w:t>
             </w:r>
             <w:r>
-              <w:t xml:space="preserve">+7 (499) 721-23-32</w:t>
+              <w:t xml:space="preserve">+7 (846) 546-25-95</w:t>
             </w:r>
           </w:p>
           <w:p>
@@ -667,7 +703,7 @@
               <w:t xml:space="preserve">E-mail: </w:t>
             </w:r>
             <w:r>
-              <w:t xml:space="preserve">novikov@list.ru</w:t>
+              <w:t xml:space="preserve">novikov@corp-tehno.ru</w:t>
             </w:r>
           </w:p>
           <w:p/>
@@ -710,7 +746,7 @@
               <w:t xml:space="preserve">Адрес регистрации: </w:t>
             </w:r>
             <w:r>
-              <w:t xml:space="preserve">620014, г. Екатеринбург, пер. Победы, д. 22, кв. 7</w:t>
+              <w:t xml:space="preserve">420111, г. Казань, ш. Баумана, д. 5, кв. 26</w:t>
             </w:r>
           </w:p>
           <w:p>
@@ -749,7 +785,7 @@
               <w:t xml:space="preserve">Тел.: </w:t>
             </w:r>
             <w:r>
-              <w:t xml:space="preserve">+7 (383) 886-99-65</w:t>
+              <w:t xml:space="preserve">+7 (499) 855-40-50</w:t>
             </w:r>
           </w:p>
           <w:p>
@@ -757,7 +793,7 @@
               <w:t xml:space="preserve">E-mail: </w:t>
             </w:r>
             <w:r>
-              <w:t xml:space="preserve">bogdanov@mail.ru</w:t>
+              <w:t xml:space="preserve">bogdanov@inbox.ru</w:t>
             </w:r>
           </w:p>
           <w:p/>

--- a/tests/corpus_v2/docs/cx_lease_0003.docx
+++ b/tests/corpus_v2/docs/cx_lease_0003.docx
@@ -340,259 +340,120 @@
         <w:t xml:space="preserve">.</w:t>
       </w:r>
     </w:p>
-    <w:p/>
-    <w:p>
-      <w:r>
-        <w:rPr>
-          <w:b/>
-        </w:rPr>
-        <w:t xml:space="preserve">3. МЕСТО И СРОКИ ИСПОЛНЕНИЯ</w:t>
-      </w:r>
-    </w:p>
-    <w:p>
-      <w:r>
-        <w:t xml:space="preserve">3.1. Место исполнения обязательств: </w:t>
-      </w:r>
-      <w:r>
-        <w:t xml:space="preserve">394000, г. Воронеж, ул. Победы, д. 86, кв. 185</w:t>
-      </w:r>
-      <w:r>
-        <w:t xml:space="preserve">.</w:t>
-      </w:r>
-    </w:p>
-    <w:p>
-      <w:r>
-        <w:t xml:space="preserve">3.2. Уведомления направляются </w:t>
-      </w:r>
-      <w:r>
-        <w:t xml:space="preserve">Богданову Артёму Егоровичу</w:t>
-      </w:r>
-      <w:r>
-        <w:t xml:space="preserve"> по телефону </w:t>
-      </w:r>
-      <w:r>
-        <w:t xml:space="preserve">+7 (846) 974-50-78</w:t>
-      </w:r>
-      <w:r>
-        <w:t xml:space="preserve">.</w:t>
-      </w:r>
-    </w:p>
-    <w:p>
-      <w:r>
-        <w:t xml:space="preserve">3.3. Срок исполнения обязательств — </w:t>
-      </w:r>
-      <w:r>
-        <w:t xml:space="preserve">в течение четырнадцати банковских дней со дня предъявления требования</w:t>
-      </w:r>
-      <w:r>
-        <w:t xml:space="preserve">.</w:t>
-      </w:r>
-    </w:p>
-    <w:p/>
-    <w:p>
-      <w:r>
-        <w:rPr>
-          <w:b/>
-        </w:rPr>
-        <w:t xml:space="preserve">4. ПРОЧИЕ УСЛОВИЯ</w:t>
-      </w:r>
-    </w:p>
-    <w:p>
-      <w:r>
-        <w:t xml:space="preserve">4.1. </w:t>
-      </w:r>
-      <w:r>
-        <w:t xml:space="preserve">Стороны несут ответственность за неисполнение или ненадлежащее исполнение обязательств в соответствии с законодательством Российской Федерации.</w:t>
-      </w:r>
-    </w:p>
-    <w:p>
-      <w:r>
-        <w:t xml:space="preserve">4.2. </w:t>
-      </w:r>
-      <w:r>
-        <w:t xml:space="preserve">Размер неустойки за нарушение сроков оплаты: </w:t>
-      </w:r>
-      <w:r>
-        <w:t xml:space="preserve">1/150 ключевой ставки ЦБ РФ годовых</w:t>
-      </w:r>
-      <w:r>
-        <w:t xml:space="preserve">. Предельный размер ответственности: </w:t>
-      </w:r>
-      <w:r>
-        <w:t xml:space="preserve">1/130 ключевой ставки ЦБ РФ от общей суммы счета</w:t>
-      </w:r>
-      <w:r>
-        <w:t xml:space="preserve">, но не более </w:t>
-      </w:r>
-      <w:r>
-        <w:t xml:space="preserve">0,05 (пять сотых процента) процента от цены Договора</w:t>
-      </w:r>
-      <w:r>
-        <w:t xml:space="preserve">.</w:t>
-      </w:r>
-    </w:p>
-    <w:p>
-      <w:r>
-        <w:t xml:space="preserve">4.3. </w:t>
-      </w:r>
-      <w:r>
-        <w:t xml:space="preserve">Стороны освобождаются от ответственности при наступлении обстоятельств непреодолимой силы, если они прямо повлияли на исполнение обязательств.</w:t>
-      </w:r>
-    </w:p>
-    <w:p>
-      <w:r>
-        <w:t xml:space="preserve">4.4. </w:t>
-      </w:r>
-      <w:r>
-        <w:t xml:space="preserve">Сторона, для которой создалась невозможность исполнения, обязана уведомить другую Сторону. Срок уведомления — </w:t>
-      </w:r>
-      <w:r>
-        <w:t xml:space="preserve">в течение 30 (Тридцати) банковских дней с момента заключения контракта</w:t>
-      </w:r>
-      <w:r>
-        <w:t xml:space="preserve">.</w:t>
-      </w:r>
-    </w:p>
-    <w:p>
-      <w:r>
-        <w:t xml:space="preserve">4.5. </w:t>
-      </w:r>
-      <w:r>
-        <w:t xml:space="preserve">Все споры и разногласия решаются путём переговоров. Претензионный порядок обязателен, срок ответа на претензию — </w:t>
-      </w:r>
-      <w:r>
-        <w:t xml:space="preserve">не позднее 22.08.2025</w:t>
-      </w:r>
-      <w:r>
-        <w:t xml:space="preserve">.</w:t>
-      </w:r>
-    </w:p>
-    <w:p/>
-    <w:p/>
-    <w:p/>
-    <w:p>
-      <w:r>
-        <w:rPr>
-          <w:b/>
-        </w:rPr>
-        <w:t xml:space="preserve">9. КОНТРОЛЬНЫЕ ВЕЛИЧИНЫ</w:t>
-      </w:r>
-    </w:p>
-    <w:p>
-      <w:r>
-        <w:t xml:space="preserve">9.1. Контрольная запись: </w:t>
-      </w:r>
-      <w:r>
-        <w:rPr>
-          <w:b/>
-        </w:rPr>
-        <w:t xml:space="preserve">в течение 2</w:t>
-      </w:r>
-      <w:r>
-        <w:t xml:space="preserve">0 дней с даты подписания Сторонами акта сдачи-приемки оказанных услуг</w:t>
-      </w:r>
-      <w:r>
-        <w:t xml:space="preserve">.</w:t>
-      </w:r>
-    </w:p>
-    <w:p>
-      <w:r>
-        <w:t xml:space="preserve">9.2. Контрольная запись: </w:t>
-      </w:r>
-      <w:r>
-        <w:rPr>
-          <w:b/>
-        </w:rPr>
-        <w:t xml:space="preserve">42/20</w:t>
-      </w:r>
-      <w:r>
-        <w:t xml:space="preserve">23-К</w:t>
-      </w:r>
-      <w:r>
-        <w:t xml:space="preserve">.</w:t>
-      </w:r>
-    </w:p>
-    <w:p>
-      <w:r>
-        <w:t xml:space="preserve">9.3. Контрольная запись: </w:t>
-      </w:r>
-      <w:r>
-        <w:rPr>
-          <w:b/>
-        </w:rPr>
-        <w:t xml:space="preserve">92 0</w:t>
-      </w:r>
-      <w:r>
-        <w:t xml:space="preserve">00 000,11 (девяносто два миллиона) ₽</w:t>
-      </w:r>
-      <w:r>
-        <w:t xml:space="preserve">.</w:t>
-      </w:r>
-    </w:p>
-    <w:p>
-      <w:r>
-        <w:t xml:space="preserve">9.4. Контрольная запись: </w:t>
-      </w:r>
-      <w:r>
-        <w:t xml:space="preserve">1/3 0 0 ключевой ставки ЦБ РФ от цены Договора</w:t>
-      </w:r>
-      <w:r>
-        <w:t xml:space="preserve">.</w:t>
-      </w:r>
-    </w:p>
-    <w:p/>
-    <w:p/>
-    <w:p>
-      <w:r>
-        <w:rPr>
-          <w:b/>
-        </w:rPr>
-        <w:t xml:space="preserve">11. УСЛОВИЯ, ОФОРМЛЕННЫЕ СРЕДСТВАМИ РЕДАКТОРА</w:t>
-      </w:r>
-    </w:p>
-    <w:p>
-      <w:r>
-        <w:t xml:space="preserve">11.1. Ставка (поле Word): </w:t>
-      </w:r>
-      <w:fldSimple w:instr=" DOCPROPERTY &quot;Value&quot; \* MERGEFORMAT ">
-        <w:r>
-          <w:t xml:space="preserve">7 (семь) процентов за каждый день просрочки</w:t>
-        </w:r>
-      </w:fldSimple>
-      <w:r>
-        <w:t xml:space="preserve">.</w:t>
-      </w:r>
-    </w:p>
-    <w:p>
-      <w:r>
-        <w:t xml:space="preserve">11.2. Срок (элемент формы): </w:t>
-      </w:r>
-      <w:sdt>
-        <w:sdtPr>
-          <w:alias w:val="Поле формы"/>
-          <w:tag w:val="v2"/>
-          <w:id w:val="1"/>
-          <w:text/>
-        </w:sdtPr>
-        <w:sdtContent>
-          <w:r>
-            <w:t xml:space="preserve">в течение тридцати шести месяцев с момента поступления денежных средств на расчетный счет</w:t>
-          </w:r>
-        </w:sdtContent>
-      </w:sdt>
-      <w:r>
-        <w:t xml:space="preserve">.</w:t>
-      </w:r>
-    </w:p>
-    <w:p>
-      <w:r>
-        <w:rPr>
-          <w:b/>
-        </w:rPr>
-        <w:t xml:space="preserve">РЕКВИЗИТЫ И ПОДПИСИ СТОРОН</w:t>
-      </w:r>
-    </w:p>
-    <w:p/>
+    <w:p>
+      <w:r>
+        <w:t xml:space="preserve">2.5. </w:t>
+      </w:r>
+      <w:r>
+        <w:t xml:space="preserve">Товар маркирован штрихкодом </w:t>
+      </w:r>
+      <w:r>
+        <w:t xml:space="preserve">4601121485004</w:t>
+      </w:r>
+      <w:r>
+        <w:t xml:space="preserve">. Код контрагента по ОКПО — </w:t>
+      </w:r>
+      <w:r>
+        <w:t xml:space="preserve">7962381702</w:t>
+      </w:r>
+      <w:r>
+        <w:t xml:space="preserve">. Оборудование учтено под инвентарным номером </w:t>
+      </w:r>
+      <w:r>
+        <w:t xml:space="preserve">048993178</w:t>
+      </w:r>
+      <w:r>
+        <w:t xml:space="preserve">, складской позиции присвоен номер </w:t>
+      </w:r>
+      <w:r>
+        <w:t xml:space="preserve">332874047</w:t>
+      </w:r>
+      <w:r>
+        <w:t xml:space="preserve">.</w:t>
+      </w:r>
+    </w:p>
+    <w:p>
+      <w:r>
+        <w:t xml:space="preserve">2.6. </w:t>
+      </w:r>
+      <w:r>
+        <w:t xml:space="preserve">Оплата по счёту-фактуре на КБК </w:t>
+      </w:r>
+      <w:r>
+        <w:t xml:space="preserve">18210101011011000158</w:t>
+      </w:r>
+      <w:r>
+        <w:t xml:space="preserve">. ИНН не присвоен, регистрационный № </w:t>
+      </w:r>
+      <w:r>
+        <w:t xml:space="preserve">8717943765</w:t>
+      </w:r>
+      <w:r>
+        <w:t xml:space="preserve">. ИНН не присвоен, платёжный документ № </w:t>
+      </w:r>
+      <w:r>
+        <w:t xml:space="preserve">903415839213</w:t>
+      </w:r>
+      <w:r>
+        <w:t xml:space="preserve">. Заказчик действует в лице </w:t>
+      </w:r>
+      <w:r>
+        <w:t xml:space="preserve">уполномоченного представителя</w:t>
+      </w:r>
+      <w:r>
+        <w:t xml:space="preserve">, назначаемого приказом.</w:t>
+      </w:r>
+    </w:p>
+    <w:p>
+      <w:r>
+        <w:t xml:space="preserve">2.7. </w:t>
+      </w:r>
+      <w:r>
+        <w:t xml:space="preserve">Массовая доля влаги в товаре — </w:t>
+      </w:r>
+      <w:r>
+        <w:t xml:space="preserve">не более 13 %</w:t>
+      </w:r>
+      <w:r>
+        <w:t xml:space="preserve">. Товар подлежит хранению </w:t>
+      </w:r>
+      <w:r>
+        <w:t xml:space="preserve">в течение 12 часов</w:t>
+      </w:r>
+      <w:r>
+        <w:t xml:space="preserve"> при температуре не выше +4 °C. Срок исковой давности по требованиям, вытекающим из Договора, составляет </w:t>
+      </w:r>
+      <w:r>
+        <w:t xml:space="preserve">в течение трёх лет</w:t>
+      </w:r>
+      <w:r>
+        <w:t xml:space="preserve">, как установлено статьёй 196 Гражданского кодекса Российской Федерации. Обработка данных ведётся согласно Федеральному закону от 27.07.2006 № 152-ФЗ </w:t>
+      </w:r>
+      <w:r>
+        <w:t xml:space="preserve">«О персональных данных»</w:t>
+      </w:r>
+      <w:r>
+        <w:t xml:space="preserve">. Товар поставляется под маркой </w:t>
+      </w:r>
+      <w:r>
+        <w:t xml:space="preserve">«Стандарт»</w:t>
+      </w:r>
+      <w:r>
+        <w:t xml:space="preserve">. Влажность определяется </w:t>
+      </w:r>
+      <w:r>
+        <w:t xml:space="preserve">по методу Кьельдаля</w:t>
+      </w:r>
+      <w:r>
+        <w:t xml:space="preserve">. Споры передаются на рассмотрение в Арбитражный суд </w:t>
+      </w:r>
+      <w:r>
+        <w:t xml:space="preserve">города Москвы</w:t>
+      </w:r>
+      <w:r>
+        <w:t xml:space="preserve">.</w:t>
+      </w:r>
+    </w:p>
     <w:tbl>
       <w:tblPr>
         <w:tblW w:w="9360" w:type="dxa"/>
@@ -616,103 +477,7 @@
           </w:tcPr>
           <w:p>
             <w:r>
-              <w:rPr>
-                <w:b/>
-              </w:rPr>
-              <w:t xml:space="preserve">Арендодатель:</w:t>
-            </w:r>
-          </w:p>
-          <w:p>
-            <w:r>
-              <w:t xml:space="preserve">ПАО «Меридиан»</w:t>
-            </w:r>
-          </w:p>
-          <w:p>
-            <w:r>
-              <w:t xml:space="preserve">Юридический адрес: </w:t>
-            </w:r>
-            <w:r>
-              <w:t xml:space="preserve">143400, г. Красногорск, просп. Мира, д. 45, кв. 102</w:t>
-            </w:r>
-          </w:p>
-          <w:p>
-            <w:r>
-              <w:t xml:space="preserve">Почтовый адрес: </w:t>
-            </w:r>
-            <w:r>
-              <w:t xml:space="preserve">143400, г. Красногорск, ул. Гагарина, д. 77, кв. 197</w:t>
-            </w:r>
-          </w:p>
-          <w:p>
-            <w:r>
-              <w:t xml:space="preserve">ИНН </w:t>
-            </w:r>
-            <w:r>
-              <w:t xml:space="preserve">9916803309</w:t>
-            </w:r>
-            <w:r>
-              <w:t xml:space="preserve"> КПП </w:t>
-            </w:r>
-            <w:r>
-              <w:t xml:space="preserve">789904579</w:t>
-            </w:r>
-          </w:p>
-          <w:p>
-            <w:r>
-              <w:t xml:space="preserve">ОГРН </w:t>
-            </w:r>
-            <w:r>
-              <w:t xml:space="preserve">1829247418977</w:t>
-            </w:r>
-          </w:p>
-          <w:p>
-            <w:r>
-              <w:t xml:space="preserve">р/с </w:t>
-            </w:r>
-            <w:r>
-              <w:t xml:space="preserve">40702810294116116592</w:t>
-            </w:r>
-            <w:r>
-              <w:t xml:space="preserve"> в АО «Альфа-Банк»</w:t>
-            </w:r>
-          </w:p>
-          <w:p>
-            <w:r>
-              <w:t xml:space="preserve">к/с </w:t>
-            </w:r>
-            <w:r>
-              <w:t xml:space="preserve">30101810200000000593</w:t>
-            </w:r>
-            <w:r>
-              <w:t xml:space="preserve"> БИК </w:t>
-            </w:r>
-            <w:r>
-              <w:t xml:space="preserve">044525593</w:t>
-            </w:r>
-          </w:p>
-          <w:p>
-            <w:r>
-              <w:t xml:space="preserve">Тел.: </w:t>
-            </w:r>
-            <w:r>
-              <w:t xml:space="preserve">+7 (846) 546-25-95</w:t>
-            </w:r>
-          </w:p>
-          <w:p>
-            <w:r>
-              <w:t xml:space="preserve">E-mail: </w:t>
-            </w:r>
-            <w:r>
-              <w:t xml:space="preserve">novikov@corp-tehno.ru</w:t>
-            </w:r>
-          </w:p>
-          <w:p/>
-          <w:p>
-            <w:r>
-              <w:t xml:space="preserve">Генеральный директор ______________ </w:t>
-            </w:r>
-            <w:r>
-              <w:t xml:space="preserve">М. С. Новиков</w:t>
+              <w:t xml:space="preserve">8</w:t>
             </w:r>
           </w:p>
         </w:tc>
@@ -722,6 +487,394 @@
           </w:tcPr>
           <w:p>
             <w:r>
+              <w:t xml:space="preserve">2039325270</w:t>
+            </w:r>
+          </w:p>
+        </w:tc>
+      </w:tr>
+    </w:tbl>
+    <w:p/>
+    <w:p>
+      <w:r>
+        <w:rPr>
+          <w:b/>
+        </w:rPr>
+        <w:t xml:space="preserve">3. МЕСТО И СРОКИ ИСПОЛНЕНИЯ</w:t>
+      </w:r>
+    </w:p>
+    <w:p>
+      <w:r>
+        <w:t xml:space="preserve">3.1. Место исполнения обязательств: </w:t>
+      </w:r>
+      <w:r>
+        <w:t xml:space="preserve">630099, г. Новосибирск, проезд Тверская, д. 12, кв. 60</w:t>
+      </w:r>
+      <w:r>
+        <w:t xml:space="preserve">.</w:t>
+      </w:r>
+    </w:p>
+    <w:p>
+      <w:r>
+        <w:t xml:space="preserve">3.2. Уведомления направляются </w:t>
+      </w:r>
+      <w:r>
+        <w:t xml:space="preserve">Богданову Артёму Егоровичу</w:t>
+      </w:r>
+      <w:r>
+        <w:t xml:space="preserve"> по телефону </w:t>
+      </w:r>
+      <w:r>
+        <w:t xml:space="preserve">+7 (499) 721-23-32</w:t>
+      </w:r>
+      <w:r>
+        <w:t xml:space="preserve">.</w:t>
+      </w:r>
+    </w:p>
+    <w:p>
+      <w:r>
+        <w:t xml:space="preserve">3.3. Срок исполнения обязательств — </w:t>
+      </w:r>
+      <w:r>
+        <w:t xml:space="preserve">в течение двадцати банковских дней со дня предъявления требования</w:t>
+      </w:r>
+      <w:r>
+        <w:t xml:space="preserve">.</w:t>
+      </w:r>
+    </w:p>
+    <w:p/>
+    <w:p>
+      <w:r>
+        <w:rPr>
+          <w:b/>
+        </w:rPr>
+        <w:t xml:space="preserve">4. ПРОЧИЕ УСЛОВИЯ</w:t>
+      </w:r>
+    </w:p>
+    <w:p>
+      <w:r>
+        <w:t xml:space="preserve">4.1. </w:t>
+      </w:r>
+      <w:r>
+        <w:t xml:space="preserve">Стороны несут ответственность за неисполнение или ненадлежащее исполнение обязательств в соответствии с законодательством Российской Федерации.</w:t>
+      </w:r>
+    </w:p>
+    <w:p>
+      <w:r>
+        <w:t xml:space="preserve">4.2. </w:t>
+      </w:r>
+      <w:r>
+        <w:t xml:space="preserve">Размер неустойки за нарушение сроков оплаты: </w:t>
+      </w:r>
+      <w:r>
+        <w:t xml:space="preserve">1/150 ключевой ставки ЦБ РФ годовых</w:t>
+      </w:r>
+      <w:r>
+        <w:t xml:space="preserve">. Предельный размер ответственности: </w:t>
+      </w:r>
+      <w:r>
+        <w:t xml:space="preserve">1/130 ключевой ставки ЦБ РФ от общей суммы счета</w:t>
+      </w:r>
+      <w:r>
+        <w:t xml:space="preserve">, но не более </w:t>
+      </w:r>
+      <w:r>
+        <w:t xml:space="preserve">0,05 (пять сотых процента) процента от цены Договора</w:t>
+      </w:r>
+      <w:r>
+        <w:t xml:space="preserve">.</w:t>
+      </w:r>
+    </w:p>
+    <w:p>
+      <w:r>
+        <w:t xml:space="preserve">4.3. </w:t>
+      </w:r>
+      <w:r>
+        <w:t xml:space="preserve">Стороны освобождаются от ответственности при наступлении обстоятельств непреодолимой силы, если они прямо повлияли на исполнение обязательств.</w:t>
+      </w:r>
+    </w:p>
+    <w:p>
+      <w:r>
+        <w:t xml:space="preserve">4.4. </w:t>
+      </w:r>
+      <w:r>
+        <w:t xml:space="preserve">Сторона, для которой создалась невозможность исполнения, обязана уведомить другую Сторону. Срок уведомления — </w:t>
+      </w:r>
+      <w:r>
+        <w:t xml:space="preserve">в течение 30 (Тридцати) банковских дней с момента заключения контракта</w:t>
+      </w:r>
+      <w:r>
+        <w:t xml:space="preserve">.</w:t>
+      </w:r>
+    </w:p>
+    <w:p>
+      <w:r>
+        <w:t xml:space="preserve">4.5. </w:t>
+      </w:r>
+      <w:r>
+        <w:t xml:space="preserve">Все споры и разногласия решаются путём переговоров. Претензионный порядок обязателен, срок ответа на претензию — </w:t>
+      </w:r>
+      <w:r>
+        <w:t xml:space="preserve">не позднее 09.05.2025</w:t>
+      </w:r>
+      <w:r>
+        <w:t xml:space="preserve">.</w:t>
+      </w:r>
+    </w:p>
+    <w:p/>
+    <w:p/>
+    <w:p/>
+    <w:p>
+      <w:r>
+        <w:rPr>
+          <w:b/>
+        </w:rPr>
+        <w:t xml:space="preserve">9. КОНТРОЛЬНЫЕ ВЕЛИЧИНЫ</w:t>
+      </w:r>
+    </w:p>
+    <w:p>
+      <w:r>
+        <w:t xml:space="preserve">9.1. Контрольная запись: </w:t>
+      </w:r>
+      <w:r>
+        <w:rPr>
+          <w:b/>
+        </w:rPr>
+        <w:t xml:space="preserve">не позднее 22.05.20</w:t>
+      </w:r>
+      <w:r>
+        <w:t xml:space="preserve">25</w:t>
+      </w:r>
+      <w:r>
+        <w:t xml:space="preserve">.</w:t>
+      </w:r>
+    </w:p>
+    <w:p>
+      <w:r>
+        <w:t xml:space="preserve">9.2. Контрольная запись: </w:t>
+      </w:r>
+      <w:r>
+        <w:rPr>
+          <w:b/>
+        </w:rPr>
+        <w:t xml:space="preserve">12/20</w:t>
+      </w:r>
+      <w:r>
+        <w:t xml:space="preserve">25-П</w:t>
+      </w:r>
+      <w:r>
+        <w:t xml:space="preserve">.</w:t>
+      </w:r>
+    </w:p>
+    <w:p>
+      <w:r>
+        <w:t xml:space="preserve">9.3. Контрольная запись: </w:t>
+      </w:r>
+      <w:r>
+        <w:rPr>
+          <w:b/>
+        </w:rPr>
+        <w:t xml:space="preserve">98 3</w:t>
+      </w:r>
+      <w:r>
+        <w:t xml:space="preserve">00 000,30 (девяносто восемь миллионов триста тысяч) ₽</w:t>
+      </w:r>
+      <w:r>
+        <w:t xml:space="preserve">.</w:t>
+      </w:r>
+    </w:p>
+    <w:p>
+      <w:r>
+        <w:t xml:space="preserve">9.4. Контрольная запись: </w:t>
+      </w:r>
+      <w:r>
+        <w:t xml:space="preserve">1/3 0 0 ключевой ставки ЦБ РФ от цены Договора</w:t>
+      </w:r>
+      <w:r>
+        <w:t xml:space="preserve">.</w:t>
+      </w:r>
+    </w:p>
+    <w:p/>
+    <w:p/>
+    <w:p>
+      <w:r>
+        <w:rPr>
+          <w:b/>
+        </w:rPr>
+        <w:t xml:space="preserve">11. УСЛОВИЯ, ОФОРМЛЕННЫЕ СРЕДСТВАМИ РЕДАКТОРА</w:t>
+      </w:r>
+    </w:p>
+    <w:p>
+      <w:r>
+        <w:t xml:space="preserve">11.1. Ставка (поле Word): </w:t>
+      </w:r>
+      <w:fldSimple w:instr=" DOCPROPERTY &quot;Value&quot; \* MERGEFORMAT ">
+        <w:r>
+          <w:t xml:space="preserve">10 (десять) процентов за каждый день просрочки</w:t>
+        </w:r>
+      </w:fldSimple>
+      <w:r>
+        <w:t xml:space="preserve">.</w:t>
+      </w:r>
+    </w:p>
+    <w:p>
+      <w:r>
+        <w:t xml:space="preserve">11.2. Срок (элемент формы): </w:t>
+      </w:r>
+      <w:sdt>
+        <w:sdtPr>
+          <w:alias w:val="Поле формы"/>
+          <w:tag w:val="v2"/>
+          <w:id w:val="1"/>
+          <w:text/>
+        </w:sdtPr>
+        <w:sdtContent>
+          <w:r>
+            <w:t xml:space="preserve">в течение тридцати шести месяцев с момента поступления денежных средств на расчетный счет</w:t>
+          </w:r>
+        </w:sdtContent>
+      </w:sdt>
+      <w:r>
+        <w:t xml:space="preserve">.</w:t>
+      </w:r>
+    </w:p>
+    <w:p>
+      <w:r>
+        <w:rPr>
+          <w:b/>
+        </w:rPr>
+        <w:t xml:space="preserve">РЕКВИЗИТЫ И ПОДПИСИ СТОРОН</w:t>
+      </w:r>
+    </w:p>
+    <w:p/>
+    <w:tbl>
+      <w:tblPr>
+        <w:tblW w:w="9360" w:type="dxa"/>
+        <w:tblBorders>
+          <w:top w:val="single" w:sz="4" w:color="auto"/>
+          <w:left w:val="single" w:sz="4" w:color="auto"/>
+          <w:bottom w:val="single" w:sz="4" w:color="auto"/>
+          <w:right w:val="single" w:sz="4" w:color="auto"/>
+          <w:insideH w:val="single" w:sz="4" w:color="auto"/>
+          <w:insideV w:val="single" w:sz="4" w:color="auto"/>
+        </w:tblBorders>
+      </w:tblPr>
+      <w:tblGrid>
+        <w:gridCol w:w="4680"/>
+        <w:gridCol w:w="4680"/>
+      </w:tblGrid>
+      <w:tr>
+        <w:tc>
+          <w:tcPr>
+            <w:tcW w:w="4680" w:type="dxa"/>
+          </w:tcPr>
+          <w:p>
+            <w:r>
+              <w:rPr>
+                <w:b/>
+              </w:rPr>
+              <w:t xml:space="preserve">Арендодатель:</w:t>
+            </w:r>
+          </w:p>
+          <w:p>
+            <w:r>
+              <w:t xml:space="preserve">ПАО «Меридиан»</w:t>
+            </w:r>
+          </w:p>
+          <w:p>
+            <w:r>
+              <w:t xml:space="preserve">Юридический адрес: </w:t>
+            </w:r>
+            <w:r>
+              <w:t xml:space="preserve">141300, г. Сергиев Посад, бул. Победы, д. 32, кв. 148</w:t>
+            </w:r>
+          </w:p>
+          <w:p>
+            <w:r>
+              <w:t xml:space="preserve">Почтовый адрес: </w:t>
+            </w:r>
+            <w:r>
+              <w:t xml:space="preserve">344002, г. Ростов-на-Дону, пер. Ленина, д. 88, кв. 148</w:t>
+            </w:r>
+          </w:p>
+          <w:p>
+            <w:r>
+              <w:t xml:space="preserve">ИНН </w:t>
+            </w:r>
+            <w:r>
+              <w:t xml:space="preserve">9916803309</w:t>
+            </w:r>
+            <w:r>
+              <w:t xml:space="preserve"> КПП </w:t>
+            </w:r>
+            <w:r>
+              <w:t xml:space="preserve">789904579</w:t>
+            </w:r>
+          </w:p>
+          <w:p>
+            <w:r>
+              <w:t xml:space="preserve">ОГРН </w:t>
+            </w:r>
+            <w:r>
+              <w:t xml:space="preserve">1829247418977</w:t>
+            </w:r>
+          </w:p>
+          <w:p>
+            <w:r>
+              <w:t xml:space="preserve">р/с </w:t>
+            </w:r>
+            <w:r>
+              <w:t xml:space="preserve">40702810294116116592</w:t>
+            </w:r>
+            <w:r>
+              <w:t xml:space="preserve"> в АО «Альфа-Банк»</w:t>
+            </w:r>
+          </w:p>
+          <w:p>
+            <w:r>
+              <w:t xml:space="preserve">к/с </w:t>
+            </w:r>
+            <w:r>
+              <w:t xml:space="preserve">30101810200000000593</w:t>
+            </w:r>
+            <w:r>
+              <w:t xml:space="preserve"> БИК </w:t>
+            </w:r>
+            <w:r>
+              <w:t xml:space="preserve">044525593</w:t>
+            </w:r>
+          </w:p>
+          <w:p>
+            <w:r>
+              <w:t xml:space="preserve">Тел.: </w:t>
+            </w:r>
+            <w:r>
+              <w:t xml:space="preserve">+7 (812) 352-96-78</w:t>
+            </w:r>
+          </w:p>
+          <w:p>
+            <w:r>
+              <w:t xml:space="preserve">E-mail: </w:t>
+            </w:r>
+            <w:r>
+              <w:t xml:space="preserve">novikov@mail.ru</w:t>
+            </w:r>
+          </w:p>
+          <w:p/>
+          <w:p>
+            <w:r>
+              <w:t xml:space="preserve">Генеральный директор ______________ </w:t>
+            </w:r>
+            <w:r>
+              <w:t xml:space="preserve">М. С. Новиков</w:t>
+            </w:r>
+          </w:p>
+        </w:tc>
+        <w:tc>
+          <w:tcPr>
+            <w:tcW w:w="4680" w:type="dxa"/>
+          </w:tcPr>
+          <w:p>
+            <w:r>
               <w:rPr>
                 <w:b/>
               </w:rPr>
@@ -746,7 +899,7 @@
               <w:t xml:space="preserve">Адрес регистрации: </w:t>
             </w:r>
             <w:r>
-              <w:t xml:space="preserve">420111, г. Казань, ш. Баумана, д. 5, кв. 26</w:t>
+              <w:t xml:space="preserve">141300, г. Сергиев Посад, пер. Лесная, д. 78, кв. 33</w:t>
             </w:r>
           </w:p>
           <w:p>
@@ -785,7 +938,7 @@
               <w:t xml:space="preserve">Тел.: </w:t>
             </w:r>
             <w:r>
-              <w:t xml:space="preserve">+7 (499) 855-40-50</w:t>
+              <w:t xml:space="preserve">+7 (383) 692-39-64</w:t>
             </w:r>
           </w:p>
           <w:p>
@@ -793,7 +946,7 @@
               <w:t xml:space="preserve">E-mail: </w:t>
             </w:r>
             <w:r>
-              <w:t xml:space="preserve">bogdanov@inbox.ru</w:t>
+              <w:t xml:space="preserve">bogdanov@mail.ru</w:t>
             </w:r>
           </w:p>
           <w:p/>

--- a/tests/corpus_v2/docs/cx_lease_0003.docx
+++ b/tests/corpus_v2/docs/cx_lease_0003.docx
@@ -493,259 +493,34 @@
         </w:tc>
       </w:tr>
     </w:tbl>
-    <w:p/>
-    <w:p>
-      <w:r>
-        <w:rPr>
-          <w:b/>
-        </w:rPr>
-        <w:t xml:space="preserve">3. МЕСТО И СРОКИ ИСПОЛНЕНИЯ</w:t>
-      </w:r>
-    </w:p>
-    <w:p>
-      <w:r>
-        <w:t xml:space="preserve">3.1. Место исполнения обязательств: </w:t>
-      </w:r>
-      <w:r>
-        <w:t xml:space="preserve">630099, г. Новосибирск, проезд Тверская, д. 12, кв. 60</w:t>
-      </w:r>
-      <w:r>
-        <w:t xml:space="preserve">.</w:t>
-      </w:r>
-    </w:p>
-    <w:p>
-      <w:r>
-        <w:t xml:space="preserve">3.2. Уведомления направляются </w:t>
-      </w:r>
-      <w:r>
-        <w:t xml:space="preserve">Богданову Артёму Егоровичу</w:t>
-      </w:r>
-      <w:r>
-        <w:t xml:space="preserve"> по телефону </w:t>
-      </w:r>
-      <w:r>
-        <w:t xml:space="preserve">+7 (499) 721-23-32</w:t>
-      </w:r>
-      <w:r>
-        <w:t xml:space="preserve">.</w:t>
-      </w:r>
-    </w:p>
-    <w:p>
-      <w:r>
-        <w:t xml:space="preserve">3.3. Срок исполнения обязательств — </w:t>
-      </w:r>
-      <w:r>
-        <w:t xml:space="preserve">в течение двадцати банковских дней со дня предъявления требования</w:t>
-      </w:r>
-      <w:r>
-        <w:t xml:space="preserve">.</w:t>
-      </w:r>
-    </w:p>
-    <w:p/>
-    <w:p>
-      <w:r>
-        <w:rPr>
-          <w:b/>
-        </w:rPr>
-        <w:t xml:space="preserve">4. ПРОЧИЕ УСЛОВИЯ</w:t>
-      </w:r>
-    </w:p>
-    <w:p>
-      <w:r>
-        <w:t xml:space="preserve">4.1. </w:t>
-      </w:r>
-      <w:r>
-        <w:t xml:space="preserve">Стороны несут ответственность за неисполнение или ненадлежащее исполнение обязательств в соответствии с законодательством Российской Федерации.</w:t>
-      </w:r>
-    </w:p>
-    <w:p>
-      <w:r>
-        <w:t xml:space="preserve">4.2. </w:t>
-      </w:r>
-      <w:r>
-        <w:t xml:space="preserve">Размер неустойки за нарушение сроков оплаты: </w:t>
-      </w:r>
-      <w:r>
-        <w:t xml:space="preserve">1/150 ключевой ставки ЦБ РФ годовых</w:t>
-      </w:r>
-      <w:r>
-        <w:t xml:space="preserve">. Предельный размер ответственности: </w:t>
-      </w:r>
-      <w:r>
-        <w:t xml:space="preserve">1/130 ключевой ставки ЦБ РФ от общей суммы счета</w:t>
-      </w:r>
-      <w:r>
-        <w:t xml:space="preserve">, но не более </w:t>
-      </w:r>
-      <w:r>
-        <w:t xml:space="preserve">0,05 (пять сотых процента) процента от цены Договора</w:t>
-      </w:r>
-      <w:r>
-        <w:t xml:space="preserve">.</w:t>
-      </w:r>
-    </w:p>
-    <w:p>
-      <w:r>
-        <w:t xml:space="preserve">4.3. </w:t>
-      </w:r>
-      <w:r>
-        <w:t xml:space="preserve">Стороны освобождаются от ответственности при наступлении обстоятельств непреодолимой силы, если они прямо повлияли на исполнение обязательств.</w:t>
-      </w:r>
-    </w:p>
-    <w:p>
-      <w:r>
-        <w:t xml:space="preserve">4.4. </w:t>
-      </w:r>
-      <w:r>
-        <w:t xml:space="preserve">Сторона, для которой создалась невозможность исполнения, обязана уведомить другую Сторону. Срок уведомления — </w:t>
-      </w:r>
-      <w:r>
-        <w:t xml:space="preserve">в течение 30 (Тридцати) банковских дней с момента заключения контракта</w:t>
-      </w:r>
-      <w:r>
-        <w:t xml:space="preserve">.</w:t>
-      </w:r>
-    </w:p>
-    <w:p>
-      <w:r>
-        <w:t xml:space="preserve">4.5. </w:t>
-      </w:r>
-      <w:r>
-        <w:t xml:space="preserve">Все споры и разногласия решаются путём переговоров. Претензионный порядок обязателен, срок ответа на претензию — </w:t>
-      </w:r>
-      <w:r>
-        <w:t xml:space="preserve">не позднее 09.05.2025</w:t>
-      </w:r>
-      <w:r>
-        <w:t xml:space="preserve">.</w:t>
-      </w:r>
-    </w:p>
-    <w:p/>
-    <w:p/>
-    <w:p/>
-    <w:p>
-      <w:r>
-        <w:rPr>
-          <w:b/>
-        </w:rPr>
-        <w:t xml:space="preserve">9. КОНТРОЛЬНЫЕ ВЕЛИЧИНЫ</w:t>
-      </w:r>
-    </w:p>
-    <w:p>
-      <w:r>
-        <w:t xml:space="preserve">9.1. Контрольная запись: </w:t>
-      </w:r>
-      <w:r>
-        <w:rPr>
-          <w:b/>
-        </w:rPr>
-        <w:t xml:space="preserve">не позднее 22.05.20</w:t>
-      </w:r>
-      <w:r>
-        <w:t xml:space="preserve">25</w:t>
-      </w:r>
-      <w:r>
-        <w:t xml:space="preserve">.</w:t>
-      </w:r>
-    </w:p>
-    <w:p>
-      <w:r>
-        <w:t xml:space="preserve">9.2. Контрольная запись: </w:t>
-      </w:r>
-      <w:r>
-        <w:rPr>
-          <w:b/>
-        </w:rPr>
-        <w:t xml:space="preserve">12/20</w:t>
-      </w:r>
-      <w:r>
-        <w:t xml:space="preserve">25-П</w:t>
-      </w:r>
-      <w:r>
-        <w:t xml:space="preserve">.</w:t>
-      </w:r>
-    </w:p>
-    <w:p>
-      <w:r>
-        <w:t xml:space="preserve">9.3. Контрольная запись: </w:t>
-      </w:r>
-      <w:r>
-        <w:rPr>
-          <w:b/>
-        </w:rPr>
-        <w:t xml:space="preserve">98 3</w:t>
-      </w:r>
-      <w:r>
-        <w:t xml:space="preserve">00 000,30 (девяносто восемь миллионов триста тысяч) ₽</w:t>
-      </w:r>
-      <w:r>
-        <w:t xml:space="preserve">.</w:t>
-      </w:r>
-    </w:p>
-    <w:p>
-      <w:r>
-        <w:t xml:space="preserve">9.4. Контрольная запись: </w:t>
-      </w:r>
-      <w:r>
-        <w:t xml:space="preserve">1/3 0 0 ключевой ставки ЦБ РФ от цены Договора</w:t>
-      </w:r>
-      <w:r>
-        <w:t xml:space="preserve">.</w:t>
-      </w:r>
-    </w:p>
-    <w:p/>
-    <w:p/>
-    <w:p>
-      <w:r>
-        <w:rPr>
-          <w:b/>
-        </w:rPr>
-        <w:t xml:space="preserve">11. УСЛОВИЯ, ОФОРМЛЕННЫЕ СРЕДСТВАМИ РЕДАКТОРА</w:t>
-      </w:r>
-    </w:p>
-    <w:p>
-      <w:r>
-        <w:t xml:space="preserve">11.1. Ставка (поле Word): </w:t>
-      </w:r>
-      <w:fldSimple w:instr=" DOCPROPERTY &quot;Value&quot; \* MERGEFORMAT ">
-        <w:r>
-          <w:t xml:space="preserve">10 (десять) процентов за каждый день просрочки</w:t>
-        </w:r>
-      </w:fldSimple>
-      <w:r>
-        <w:t xml:space="preserve">.</w:t>
-      </w:r>
-    </w:p>
-    <w:p>
-      <w:r>
-        <w:t xml:space="preserve">11.2. Срок (элемент формы): </w:t>
-      </w:r>
-      <w:sdt>
-        <w:sdtPr>
-          <w:alias w:val="Поле формы"/>
-          <w:tag w:val="v2"/>
-          <w:id w:val="1"/>
-          <w:text/>
-        </w:sdtPr>
-        <w:sdtContent>
-          <w:r>
-            <w:t xml:space="preserve">в течение тридцати шести месяцев с момента поступления денежных средств на расчетный счет</w:t>
-          </w:r>
-        </w:sdtContent>
-      </w:sdt>
-      <w:r>
-        <w:t xml:space="preserve">.</w:t>
-      </w:r>
-    </w:p>
-    <w:p>
-      <w:r>
-        <w:rPr>
-          <w:b/>
-        </w:rPr>
-        <w:t xml:space="preserve">РЕКВИЗИТЫ И ПОДПИСИ СТОРОН</w:t>
-      </w:r>
-    </w:p>
-    <w:p/>
+    <w:p>
+      <w:r>
+        <w:t xml:space="preserve">2.8. </w:t>
+      </w:r>
+      <w:r>
+        <w:t xml:space="preserve">Платёж по налогу перечисляется на код бюджетной классификации </w:t>
+      </w:r>
+      <w:r>
+        <w:t xml:space="preserve">182 101 010 110 110 001 10</w:t>
+      </w:r>
+      <w:r>
+        <w:t xml:space="preserve">, получатель — территориальный орган Федерального казначейства.</w:t>
+      </w:r>
+    </w:p>
+    <w:p>
+      <w:r>
+        <w:t xml:space="preserve">2.9. </w:t>
+      </w:r>
+      <w:r>
+        <w:t xml:space="preserve">Полномочия подтверждаются свидетельством о рождении, выдано </w:t>
+      </w:r>
+      <w:r>
+        <w:t xml:space="preserve">11.09.2023</w:t>
+      </w:r>
+      <w:r>
+        <w:t xml:space="preserve"> отделом ЗАГС.</w:t>
+      </w:r>
+    </w:p>
     <w:tbl>
       <w:tblPr>
         <w:tblW w:w="9360" w:type="dxa"/>
@@ -769,6 +544,318 @@
           </w:tcPr>
           <w:p>
             <w:r>
+              <w:t xml:space="preserve">3</w:t>
+            </w:r>
+          </w:p>
+        </w:tc>
+        <w:tc>
+          <w:tcPr>
+            <w:tcW w:w="4680" w:type="dxa"/>
+          </w:tcPr>
+          <w:p>
+            <w:r>
+              <w:t xml:space="preserve">РУБ.</w:t>
+            </w:r>
+          </w:p>
+        </w:tc>
+      </w:tr>
+    </w:tbl>
+    <w:p>
+      <w:r>
+        <w:t xml:space="preserve">2.10. </w:t>
+      </w:r>
+      <w:r>
+        <w:t xml:space="preserve">Поставке подлежит насос модели </w:t>
+      </w:r>
+      <w:r>
+        <w:t xml:space="preserve">ЭЦВ-6-10-80h</w:t>
+      </w:r>
+      <w:r>
+        <w:t xml:space="preserve"> и кабель марки </w:t>
+      </w:r>
+      <w:r>
+        <w:t xml:space="preserve">ВВГнг(А)-LSt</w:t>
+      </w:r>
+      <w:r>
+        <w:t xml:space="preserve">.</w:t>
+      </w:r>
+    </w:p>
+    <w:p/>
+    <w:p>
+      <w:r>
+        <w:rPr>
+          <w:b/>
+        </w:rPr>
+        <w:t xml:space="preserve">3. МЕСТО И СРОКИ ИСПОЛНЕНИЯ</w:t>
+      </w:r>
+    </w:p>
+    <w:p>
+      <w:r>
+        <w:t xml:space="preserve">3.1. Место исполнения обязательств: </w:t>
+      </w:r>
+      <w:r>
+        <w:t xml:space="preserve">420111, г. Казань, ш. Гагарина, д. 14, кв. 46</w:t>
+      </w:r>
+      <w:r>
+        <w:t xml:space="preserve">.</w:t>
+      </w:r>
+    </w:p>
+    <w:p>
+      <w:r>
+        <w:t xml:space="preserve">3.2. Уведомления направляются </w:t>
+      </w:r>
+      <w:r>
+        <w:t xml:space="preserve">Богданову Артёму Егоровичу</w:t>
+      </w:r>
+      <w:r>
+        <w:t xml:space="preserve"> по телефону </w:t>
+      </w:r>
+      <w:r>
+        <w:t xml:space="preserve">+7 (812) 507-44-43</w:t>
+      </w:r>
+      <w:r>
+        <w:t xml:space="preserve">.</w:t>
+      </w:r>
+    </w:p>
+    <w:p>
+      <w:r>
+        <w:t xml:space="preserve">3.3. Срок исполнения обязательств — </w:t>
+      </w:r>
+      <w:r>
+        <w:t xml:space="preserve">в течение семи банковских дней со дня предъявления требования</w:t>
+      </w:r>
+      <w:r>
+        <w:t xml:space="preserve">.</w:t>
+      </w:r>
+    </w:p>
+    <w:p/>
+    <w:p>
+      <w:r>
+        <w:rPr>
+          <w:b/>
+        </w:rPr>
+        <w:t xml:space="preserve">4. ПРОЧИЕ УСЛОВИЯ</w:t>
+      </w:r>
+    </w:p>
+    <w:p>
+      <w:r>
+        <w:t xml:space="preserve">4.1. </w:t>
+      </w:r>
+      <w:r>
+        <w:t xml:space="preserve">Стороны несут ответственность за неисполнение или ненадлежащее исполнение обязательств в соответствии с законодательством Российской Федерации.</w:t>
+      </w:r>
+    </w:p>
+    <w:p>
+      <w:r>
+        <w:t xml:space="preserve">4.2. </w:t>
+      </w:r>
+      <w:r>
+        <w:t xml:space="preserve">Размер неустойки за нарушение сроков оплаты: </w:t>
+      </w:r>
+      <w:r>
+        <w:t xml:space="preserve">1/150 ключевой ставки ЦБ РФ годовых</w:t>
+      </w:r>
+      <w:r>
+        <w:t xml:space="preserve">. Предельный размер ответственности: </w:t>
+      </w:r>
+      <w:r>
+        <w:t xml:space="preserve">1/130 ключевой ставки ЦБ РФ от общей суммы счета</w:t>
+      </w:r>
+      <w:r>
+        <w:t xml:space="preserve">, но не более </w:t>
+      </w:r>
+      <w:r>
+        <w:t xml:space="preserve">0,05 (пять сотых процента) процента от цены Договора</w:t>
+      </w:r>
+      <w:r>
+        <w:t xml:space="preserve">.</w:t>
+      </w:r>
+    </w:p>
+    <w:p>
+      <w:r>
+        <w:t xml:space="preserve">4.3. </w:t>
+      </w:r>
+      <w:r>
+        <w:t xml:space="preserve">Стороны освобождаются от ответственности при наступлении обстоятельств непреодолимой силы, если они прямо повлияли на исполнение обязательств.</w:t>
+      </w:r>
+    </w:p>
+    <w:p>
+      <w:r>
+        <w:t xml:space="preserve">4.4. </w:t>
+      </w:r>
+      <w:r>
+        <w:t xml:space="preserve">Сторона, для которой создалась невозможность исполнения, обязана уведомить другую Сторону. Срок уведомления — </w:t>
+      </w:r>
+      <w:r>
+        <w:t xml:space="preserve">в течение 3 (Трёх) банковских дней с момента заключения контракта</w:t>
+      </w:r>
+      <w:r>
+        <w:t xml:space="preserve">.</w:t>
+      </w:r>
+    </w:p>
+    <w:p>
+      <w:r>
+        <w:t xml:space="preserve">4.5. </w:t>
+      </w:r>
+      <w:r>
+        <w:t xml:space="preserve">Все споры и разногласия решаются путём переговоров. Претензионный порядок обязателен, срок ответа на претензию — </w:t>
+      </w:r>
+      <w:r>
+        <w:t xml:space="preserve">не позднее 20.12.2026</w:t>
+      </w:r>
+      <w:r>
+        <w:t xml:space="preserve">.</w:t>
+      </w:r>
+    </w:p>
+    <w:p/>
+    <w:p/>
+    <w:p/>
+    <w:p>
+      <w:r>
+        <w:rPr>
+          <w:b/>
+        </w:rPr>
+        <w:t xml:space="preserve">9. КОНТРОЛЬНЫЕ ВЕЛИЧИНЫ</w:t>
+      </w:r>
+    </w:p>
+    <w:p>
+      <w:r>
+        <w:t xml:space="preserve">9.1. Контрольная запись: </w:t>
+      </w:r>
+      <w:r>
+        <w:rPr>
+          <w:b/>
+        </w:rPr>
+        <w:t xml:space="preserve">не позднее 03.09.20</w:t>
+      </w:r>
+      <w:r>
+        <w:t xml:space="preserve">25</w:t>
+      </w:r>
+      <w:r>
+        <w:t xml:space="preserve">.</w:t>
+      </w:r>
+    </w:p>
+    <w:p>
+      <w:r>
+        <w:t xml:space="preserve">9.2. Контрольная запись: </w:t>
+      </w:r>
+      <w:r>
+        <w:rPr>
+          <w:b/>
+        </w:rPr>
+        <w:t xml:space="preserve">13/20</w:t>
+      </w:r>
+      <w:r>
+        <w:t xml:space="preserve">23-А</w:t>
+      </w:r>
+      <w:r>
+        <w:t xml:space="preserve">.</w:t>
+      </w:r>
+    </w:p>
+    <w:p>
+      <w:r>
+        <w:t xml:space="preserve">9.3. Контрольная запись: </w:t>
+      </w:r>
+      <w:r>
+        <w:rPr>
+          <w:b/>
+        </w:rPr>
+        <w:t xml:space="preserve">66 4</w:t>
+      </w:r>
+      <w:r>
+        <w:t xml:space="preserve">00 000,34 (шестьдесят шесть миллионов четыреста тысяч) ₽</w:t>
+      </w:r>
+      <w:r>
+        <w:t xml:space="preserve">.</w:t>
+      </w:r>
+    </w:p>
+    <w:p>
+      <w:r>
+        <w:t xml:space="preserve">9.4. Контрольная запись: </w:t>
+      </w:r>
+      <w:r>
+        <w:t xml:space="preserve">1/3 0 0 ключевой ставки ЦБ РФ от цены Договора</w:t>
+      </w:r>
+      <w:r>
+        <w:t xml:space="preserve">.</w:t>
+      </w:r>
+    </w:p>
+    <w:p/>
+    <w:p/>
+    <w:p>
+      <w:r>
+        <w:rPr>
+          <w:b/>
+        </w:rPr>
+        <w:t xml:space="preserve">11. УСЛОВИЯ, ОФОРМЛЕННЫЕ СРЕДСТВАМИ РЕДАКТОРА</w:t>
+      </w:r>
+    </w:p>
+    <w:p>
+      <w:r>
+        <w:t xml:space="preserve">11.1. Ставка (поле Word): </w:t>
+      </w:r>
+      <w:fldSimple w:instr=" DOCPROPERTY &quot;Value&quot; \* MERGEFORMAT ">
+        <w:r>
+          <w:t xml:space="preserve">15 (пятнадцать) процентов за каждый день просрочки</w:t>
+        </w:r>
+      </w:fldSimple>
+      <w:r>
+        <w:t xml:space="preserve">.</w:t>
+      </w:r>
+    </w:p>
+    <w:p>
+      <w:r>
+        <w:t xml:space="preserve">11.2. Срок (элемент формы): </w:t>
+      </w:r>
+      <w:sdt>
+        <w:sdtPr>
+          <w:alias w:val="Поле формы"/>
+          <w:tag w:val="v2"/>
+          <w:id w:val="1"/>
+          <w:text/>
+        </w:sdtPr>
+        <w:sdtContent>
+          <w:r>
+            <w:t xml:space="preserve">в течение тридцати шести месяцев с момента поступления денежных средств на расчетный счет</w:t>
+          </w:r>
+        </w:sdtContent>
+      </w:sdt>
+      <w:r>
+        <w:t xml:space="preserve">.</w:t>
+      </w:r>
+    </w:p>
+    <w:p>
+      <w:r>
+        <w:rPr>
+          <w:b/>
+        </w:rPr>
+        <w:t xml:space="preserve">РЕКВИЗИТЫ И ПОДПИСИ СТОРОН</w:t>
+      </w:r>
+    </w:p>
+    <w:p/>
+    <w:tbl>
+      <w:tblPr>
+        <w:tblW w:w="9360" w:type="dxa"/>
+        <w:tblBorders>
+          <w:top w:val="single" w:sz="4" w:color="auto"/>
+          <w:left w:val="single" w:sz="4" w:color="auto"/>
+          <w:bottom w:val="single" w:sz="4" w:color="auto"/>
+          <w:right w:val="single" w:sz="4" w:color="auto"/>
+          <w:insideH w:val="single" w:sz="4" w:color="auto"/>
+          <w:insideV w:val="single" w:sz="4" w:color="auto"/>
+        </w:tblBorders>
+      </w:tblPr>
+      <w:tblGrid>
+        <w:gridCol w:w="4680"/>
+        <w:gridCol w:w="4680"/>
+      </w:tblGrid>
+      <w:tr>
+        <w:tc>
+          <w:tcPr>
+            <w:tcW w:w="4680" w:type="dxa"/>
+          </w:tcPr>
+          <w:p>
+            <w:r>
               <w:rPr>
                 <w:b/>
               </w:rPr>
@@ -785,15 +872,7 @@
               <w:t xml:space="preserve">Юридический адрес: </w:t>
             </w:r>
             <w:r>
-              <w:t xml:space="preserve">141300, г. Сергиев Посад, бул. Победы, д. 32, кв. 148</w:t>
-            </w:r>
-          </w:p>
-          <w:p>
-            <w:r>
-              <w:t xml:space="preserve">Почтовый адрес: </w:t>
-            </w:r>
-            <w:r>
-              <w:t xml:space="preserve">344002, г. Ростов-на-Дону, пер. Ленина, д. 88, кв. 148</w:t>
+              <w:t xml:space="preserve">620014, г. Екатеринбург, наб. Космонавтов, д. 1, кв. 88</w:t>
             </w:r>
           </w:p>
           <w:p>

--- a/tests/corpus_v2/docs/cx_lease_0003.docx
+++ b/tests/corpus_v2/docs/cx_lease_0003.docx
@@ -144,7 +144,7 @@
         <w:t xml:space="preserve">Арендная плата за месяц: </w:t>
       </w:r>
       <w:r>
-        <w:t xml:space="preserve">8 580 000 (Восемь миллионов пятьсот восемьдесят тысяч) RUB</w:t>
+        <w:t xml:space="preserve">330 000 (Триста тридцать тысяч) RUB</w:t>
       </w:r>
       <w:r>
         <w:t xml:space="preserve">, включая НДС </w:t>
@@ -156,7 +156,7 @@
         <w:t xml:space="preserve"> в размере </w:t>
       </w:r>
       <w:r>
-        <w:t xml:space="preserve">Девятьсот семьдесят тысяч два рубля</w:t>
+        <w:t xml:space="preserve">Шестьдесят девять миллионов девятьсот тысяч два рубля</w:t>
       </w:r>
       <w:r>
         <w:t xml:space="preserve">. Плата вносится ежемесячно не позднее 10-го числа текущего месяца.</w:t>
@@ -168,6 +168,101 @@
       </w:r>
       <w:r>
         <w:t xml:space="preserve">Арендатор обязан поддерживать помещение в исправном состоянии и производить текущий ремонт за свой счёт.</w:t>
+      </w:r>
+    </w:p>
+    <w:p>
+      <w:r>
+        <w:t xml:space="preserve">1.5. </w:t>
+      </w:r>
+      <w:r>
+        <w:t xml:space="preserve">Отгрузка оформляется товарной накладной № </w:t>
+      </w:r>
+      <w:r>
+        <w:t xml:space="preserve">048585583</w:t>
+      </w:r>
+      <w:r>
+        <w:t xml:space="preserve">. Номенклатурный номер позиции — </w:t>
+      </w:r>
+      <w:r>
+        <w:t xml:space="preserve">041440612</w:t>
+      </w:r>
+      <w:r>
+        <w:t xml:space="preserve">. Серийный номер агрегата — </w:t>
+      </w:r>
+      <w:r>
+        <w:t xml:space="preserve">042220403</w:t>
+      </w:r>
+      <w:r>
+        <w:t xml:space="preserve">.</w:t>
+      </w:r>
+    </w:p>
+    <w:p>
+      <w:r>
+        <w:t xml:space="preserve">1.6. </w:t>
+      </w:r>
+      <w:r>
+        <w:t xml:space="preserve">Финансирование ведётся по коду целевых средств </w:t>
+      </w:r>
+      <w:r>
+        <w:t xml:space="preserve">041684375</w:t>
+      </w:r>
+      <w:r>
+        <w:t xml:space="preserve"> согласно приказу Минфина России № 157н. </w:t>
+      </w:r>
+      <w:r>
+        <w:t xml:space="preserve">БИК будет сообщён дополнительно, номер заявки — </w:t>
+      </w:r>
+      <w:r>
+        <w:t xml:space="preserve">049871814</w:t>
+      </w:r>
+      <w:r>
+        <w:t xml:space="preserve">.</w:t>
+      </w:r>
+    </w:p>
+    <w:p>
+      <w:r>
+        <w:t xml:space="preserve">1.7. </w:t>
+      </w:r>
+      <w:r>
+        <w:t xml:space="preserve">Абоненту открыт лицевой счёт </w:t>
+      </w:r>
+      <w:r>
+        <w:t xml:space="preserve">80402332662</w:t>
+      </w:r>
+      <w:r>
+        <w:t xml:space="preserve">. Приложение к настоящему разделу зарегистрировано за номером </w:t>
+      </w:r>
+      <w:r>
+        <w:t xml:space="preserve">86767977302</w:t>
+      </w:r>
+      <w:r>
+        <w:t xml:space="preserve">. Счётчик имеет заводской номер </w:t>
+      </w:r>
+      <w:r>
+        <w:t xml:space="preserve">88439511798</w:t>
+      </w:r>
+      <w:r>
+        <w:t xml:space="preserve">.</w:t>
+      </w:r>
+    </w:p>
+    <w:p>
+      <w:r>
+        <w:t xml:space="preserve">1.8. </w:t>
+      </w:r>
+      <w:r>
+        <w:t xml:space="preserve">Регистрационная запись в реестре — </w:t>
+      </w:r>
+      <w:r>
+        <w:t xml:space="preserve">88445144447</w:t>
+      </w:r>
+      <w:r>
+        <w:t xml:space="preserve"> по правилам статьи 434 Гражданского кодекса Российской Федерации. Уведомление направлено за исходящим № </w:t>
+      </w:r>
+      <w:r>
+        <w:t xml:space="preserve">87043978509</w:t>
+      </w:r>
+      <w:r>
+        <w:t xml:space="preserve">.</w:t>
       </w:r>
     </w:p>
     <w:p/>
@@ -184,7 +279,7 @@
         <w:t xml:space="preserve">2.1. Общая цена Договора: </w:t>
       </w:r>
       <w:r>
-        <w:t xml:space="preserve">14 500 000 руб. 5 коп.</w:t>
+        <w:t xml:space="preserve">806 000 руб. 0 коп.</w:t>
       </w:r>
       <w:r>
         <w:t xml:space="preserve">, в том числе НДС</w:t>
@@ -209,7 +304,7 @@
         <w:t xml:space="preserve">2.3. Срок оплаты — </w:t>
       </w:r>
       <w:r>
-        <w:t xml:space="preserve">в течение 5 календарных дней</w:t>
+        <w:t xml:space="preserve">в течение 20 календарных дней</w:t>
       </w:r>
       <w:r>
         <w:t xml:space="preserve">.</w:t>
@@ -229,7 +324,7 @@
         <w:t xml:space="preserve">, артикул </w:t>
       </w:r>
       <w:r>
-        <w:t xml:space="preserve">RM-5956-21</w:t>
+        <w:t xml:space="preserve">RM-3103-80</w:t>
       </w:r>
       <w:r>
         <w:t xml:space="preserve">, код </w:t>
@@ -289,49 +384,49 @@
         <w:t xml:space="preserve">. Товар отгружается с сопроводительным документом паспорт качества № </w:t>
       </w:r>
       <w:r>
-        <w:t xml:space="preserve">05 07 603763</w:t>
+        <w:t xml:space="preserve">75 08 448594</w:t>
       </w:r>
       <w:r>
         <w:t xml:space="preserve">. К партии приложен паспорт изделия № </w:t>
       </w:r>
       <w:r>
-        <w:t xml:space="preserve">49 14 303270</w:t>
+        <w:t xml:space="preserve">09 15 827918</w:t>
       </w:r>
       <w:r>
         <w:t xml:space="preserve">. Оборудование поставляется с паспортом транспортного средства № </w:t>
       </w:r>
       <w:r>
-        <w:t xml:space="preserve">89 09 738055</w:t>
+        <w:t xml:space="preserve">53 25 179874</w:t>
       </w:r>
       <w:r>
         <w:t xml:space="preserve">. Приёмка производится согласно техническому паспорту </w:t>
       </w:r>
       <w:r>
-        <w:t xml:space="preserve">82 10 660618</w:t>
+        <w:t xml:space="preserve">27 15 480516</w:t>
       </w:r>
       <w:r>
         <w:t xml:space="preserve">. СНИЛС не указан, номер заказа </w:t>
       </w:r>
       <w:r>
-        <w:t xml:space="preserve">775-468-755 31</w:t>
+        <w:t xml:space="preserve">130-977-728 02</w:t>
       </w:r>
       <w:r>
         <w:t xml:space="preserve">. Дата рождения не проставлена, документ выдан </w:t>
       </w:r>
       <w:r>
-        <w:t xml:space="preserve">22.04.2019</w:t>
+        <w:t xml:space="preserve">18.06.2024</w:t>
       </w:r>
       <w:r>
         <w:t xml:space="preserve">. Код подразделения, см. артикул </w:t>
       </w:r>
       <w:r>
-        <w:t xml:space="preserve">863-144</w:t>
+        <w:t xml:space="preserve">317-173</w:t>
       </w:r>
       <w:r>
         <w:t xml:space="preserve">. Цена — </w:t>
       </w:r>
       <w:r>
-        <w:t xml:space="preserve">не менее 955 000 (Девятисот пятидесяти пяти тысяч) руб. 00 копеек</w:t>
+        <w:t xml:space="preserve">не менее 76 100 000 (Семидесяти шести миллионов ста тысяч) руб. 00 копеек</w:t>
       </w:r>
       <w:r>
         <w:t xml:space="preserve">, НДС не облагается</w:t>
@@ -348,25 +443,25 @@
         <w:t xml:space="preserve">Товар маркирован штрихкодом </w:t>
       </w:r>
       <w:r>
-        <w:t xml:space="preserve">4601121485004</w:t>
+        <w:t xml:space="preserve">4600953513813</w:t>
       </w:r>
       <w:r>
         <w:t xml:space="preserve">. Код контрагента по ОКПО — </w:t>
       </w:r>
       <w:r>
-        <w:t xml:space="preserve">7962381702</w:t>
+        <w:t xml:space="preserve">9220978721</w:t>
       </w:r>
       <w:r>
         <w:t xml:space="preserve">. Оборудование учтено под инвентарным номером </w:t>
       </w:r>
       <w:r>
-        <w:t xml:space="preserve">048993178</w:t>
+        <w:t xml:space="preserve">047565018</w:t>
       </w:r>
       <w:r>
         <w:t xml:space="preserve">, складской позиции присвоен номер </w:t>
       </w:r>
       <w:r>
-        <w:t xml:space="preserve">332874047</w:t>
+        <w:t xml:space="preserve">495636066</w:t>
       </w:r>
       <w:r>
         <w:t xml:space="preserve">.</w:t>
@@ -380,19 +475,19 @@
         <w:t xml:space="preserve">Оплата по счёту-фактуре на КБК </w:t>
       </w:r>
       <w:r>
-        <w:t xml:space="preserve">18210101011011000158</w:t>
+        <w:t xml:space="preserve">18210101011011000154</w:t>
       </w:r>
       <w:r>
         <w:t xml:space="preserve">. ИНН не присвоен, регистрационный № </w:t>
       </w:r>
       <w:r>
-        <w:t xml:space="preserve">8717943765</w:t>
+        <w:t xml:space="preserve">2078781613</w:t>
       </w:r>
       <w:r>
         <w:t xml:space="preserve">. ИНН не присвоен, платёжный документ № </w:t>
       </w:r>
       <w:r>
-        <w:t xml:space="preserve">903415839213</w:t>
+        <w:t xml:space="preserve">220939438622</w:t>
       </w:r>
       <w:r>
         <w:t xml:space="preserve">. Заказчик действует в лице </w:t>
@@ -412,13 +507,13 @@
         <w:t xml:space="preserve">Массовая доля влаги в товаре — </w:t>
       </w:r>
       <w:r>
-        <w:t xml:space="preserve">не более 13 %</w:t>
+        <w:t xml:space="preserve">не более 9 %</w:t>
       </w:r>
       <w:r>
         <w:t xml:space="preserve">. Товар подлежит хранению </w:t>
       </w:r>
       <w:r>
-        <w:t xml:space="preserve">в течение 12 часов</w:t>
+        <w:t xml:space="preserve">в течение 48 часов</w:t>
       </w:r>
       <w:r>
         <w:t xml:space="preserve"> при температуре не выше +4 °C. Срок исковой давности по требованиям, вытекающим из Договора, составляет </w:t>
@@ -487,7 +582,7 @@
           </w:tcPr>
           <w:p>
             <w:r>
-              <w:t xml:space="preserve">2039325270</w:t>
+              <w:t xml:space="preserve">7948447070</w:t>
             </w:r>
           </w:p>
         </w:tc>
@@ -515,7 +610,7 @@
         <w:t xml:space="preserve">Полномочия подтверждаются свидетельством о рождении, выдано </w:t>
       </w:r>
       <w:r>
-        <w:t xml:space="preserve">11.09.2023</w:t>
+        <w:t xml:space="preserve">12.05.2023</w:t>
       </w:r>
       <w:r>
         <w:t xml:space="preserve"> отделом ЗАГС.</w:t>
@@ -594,7 +689,7 @@
         <w:t xml:space="preserve">3.1. Место исполнения обязательств: </w:t>
       </w:r>
       <w:r>
-        <w:t xml:space="preserve">420111, г. Казань, ш. Гагарина, д. 14, кв. 46</w:t>
+        <w:t xml:space="preserve">143400, г. Красногорск, пер. Полевая, д. 90, кв. 13</w:t>
       </w:r>
       <w:r>
         <w:t xml:space="preserve">.</w:t>
@@ -611,7 +706,7 @@
         <w:t xml:space="preserve"> по телефону </w:t>
       </w:r>
       <w:r>
-        <w:t xml:space="preserve">+7 (812) 507-44-43</w:t>
+        <w:t xml:space="preserve">+7 (383) 667-92-77</w:t>
       </w:r>
       <w:r>
         <w:t xml:space="preserve">.</w:t>
@@ -622,7 +717,111 @@
         <w:t xml:space="preserve">3.3. Срок исполнения обязательств — </w:t>
       </w:r>
       <w:r>
-        <w:t xml:space="preserve">в течение семи банковских дней со дня предъявления требования</w:t>
+        <w:t xml:space="preserve">в течение тридцати банковских дней со дня предъявления требования</w:t>
+      </w:r>
+      <w:r>
+        <w:t xml:space="preserve">.</w:t>
+      </w:r>
+    </w:p>
+    <w:p>
+      <w:r>
+        <w:t xml:space="preserve">3.4. </w:t>
+      </w:r>
+      <w:r>
+        <w:t xml:space="preserve">Финансирование ведётся за счёт средств бюджета, КБК </w:t>
+      </w:r>
+      <w:r>
+        <w:t xml:space="preserve">18265844888437767875</w:t>
+      </w:r>
+      <w:r>
+        <w:t xml:space="preserve">. Прибор учёта (счётчик) № </w:t>
+      </w:r>
+      <w:r>
+        <w:t xml:space="preserve">39770513917035675805</w:t>
+      </w:r>
+      <w:r>
+        <w:t xml:space="preserve">.</w:t>
+      </w:r>
+    </w:p>
+    <w:p>
+      <w:r>
+        <w:t xml:space="preserve">3.5. </w:t>
+      </w:r>
+      <w:r>
+        <w:t xml:space="preserve">Счёт на оплату выставляется с уникальным идентификатором начисления </w:t>
+      </w:r>
+      <w:r>
+        <w:t xml:space="preserve">18209292340392375516</w:t>
+      </w:r>
+      <w:r>
+        <w:t xml:space="preserve">. Счёт-проформа к настоящему Договору имеет номер </w:t>
+      </w:r>
+      <w:r>
+        <w:t xml:space="preserve">77021978124711974214</w:t>
+      </w:r>
+      <w:r>
+        <w:t xml:space="preserve">. Списание со счёта производится в очерёдности статьи 855 Гражданского кодекса Российской Федерации, код вида дохода </w:t>
+      </w:r>
+      <w:r>
+        <w:t xml:space="preserve">18210094937078595788</w:t>
+      </w:r>
+      <w:r>
+        <w:t xml:space="preserve">.</w:t>
+      </w:r>
+    </w:p>
+    <w:p>
+      <w:r>
+        <w:t xml:space="preserve">3.6. </w:t>
+      </w:r>
+      <w:r>
+        <w:t xml:space="preserve">ИНН у иностранного контрагента отсутствует, номер в торговом реестре — </w:t>
+      </w:r>
+      <w:r>
+        <w:t xml:space="preserve">6597220982</w:t>
+      </w:r>
+      <w:r>
+        <w:t xml:space="preserve">. ИНН указан в приложении, номер спецификации </w:t>
+      </w:r>
+      <w:r>
+        <w:t xml:space="preserve">8717943765</w:t>
+      </w:r>
+      <w:r>
+        <w:t xml:space="preserve">. Постановка на учёт производится по статье 84 Налогового кодекса Российской Федерации, решение № </w:t>
+      </w:r>
+      <w:r>
+        <w:t xml:space="preserve">7830398089</w:t>
+      </w:r>
+      <w:r>
+        <w:t xml:space="preserve">.</w:t>
+      </w:r>
+    </w:p>
+    <w:p>
+      <w:r>
+        <w:t xml:space="preserve">3.7. </w:t>
+      </w:r>
+      <w:r>
+        <w:t xml:space="preserve">Номер партии по системе прослеживаемости — </w:t>
+      </w:r>
+      <w:r>
+        <w:t xml:space="preserve">2039325270</w:t>
+      </w:r>
+      <w:r>
+        <w:t xml:space="preserve">. Содержание примеси не превышает </w:t>
+      </w:r>
+      <w:r>
+        <w:t xml:space="preserve">2,2 %</w:t>
+      </w:r>
+      <w:r>
+        <w:t xml:space="preserve">. Погрешность измерения прибора — не более </w:t>
+      </w:r>
+      <w:r>
+        <w:t xml:space="preserve">0,3 %</w:t>
+      </w:r>
+      <w:r>
+        <w:t xml:space="preserve">. Оборудованию присвоен заводской номер </w:t>
+      </w:r>
+      <w:r>
+        <w:t xml:space="preserve">3482928635</w:t>
       </w:r>
       <w:r>
         <w:t xml:space="preserve">.</w:t>
@@ -687,7 +886,7 @@
         <w:t xml:space="preserve">Сторона, для которой создалась невозможность исполнения, обязана уведомить другую Сторону. Срок уведомления — </w:t>
       </w:r>
       <w:r>
-        <w:t xml:space="preserve">в течение 3 (Трёх) банковских дней с момента заключения контракта</w:t>
+        <w:t xml:space="preserve">в течение 14 (Четырнадцати) банковских дней с момента заключения контракта</w:t>
       </w:r>
       <w:r>
         <w:t xml:space="preserve">.</w:t>
@@ -701,7 +900,125 @@
         <w:t xml:space="preserve">Все споры и разногласия решаются путём переговоров. Претензионный порядок обязателен, срок ответа на претензию — </w:t>
       </w:r>
       <w:r>
-        <w:t xml:space="preserve">не позднее 20.12.2026</w:t>
+        <w:t xml:space="preserve">не позднее 03.11.2025</w:t>
+      </w:r>
+      <w:r>
+        <w:t xml:space="preserve">.</w:t>
+      </w:r>
+    </w:p>
+    <w:p>
+      <w:r>
+        <w:t xml:space="preserve">4.6. </w:t>
+      </w:r>
+      <w:r>
+        <w:t xml:space="preserve">ИНН физического лица не указан; номер лицевого счёта абонента — </w:t>
+      </w:r>
+      <w:r>
+        <w:t xml:space="preserve">435292558796</w:t>
+      </w:r>
+      <w:r>
+        <w:t xml:space="preserve">. ИНН см. приложение; номенклатурный код — </w:t>
+      </w:r>
+      <w:r>
+        <w:t xml:space="preserve">864410471563</w:t>
+      </w:r>
+      <w:r>
+        <w:t xml:space="preserve">. ИНН физического лица обрабатывается в порядке статьи 86 Налогового кодекса Российской Федерации; номер запроса — </w:t>
+      </w:r>
+      <w:r>
+        <w:t xml:space="preserve">657239330394</w:t>
+      </w:r>
+      <w:r>
+        <w:t xml:space="preserve">.</w:t>
+      </w:r>
+    </w:p>
+    <w:p>
+      <w:r>
+        <w:t xml:space="preserve">4.7. </w:t>
+      </w:r>
+      <w:r>
+        <w:t xml:space="preserve">Номер товарной накладной на партию — </w:t>
+      </w:r>
+      <w:r>
+        <w:t xml:space="preserve">130719804733</w:t>
+      </w:r>
+      <w:r>
+        <w:t xml:space="preserve">. Модуль учёта имеет заводской номер </w:t>
+      </w:r>
+      <w:r>
+        <w:t xml:space="preserve">325953188840</w:t>
+      </w:r>
+      <w:r>
+        <w:t xml:space="preserve">. Уклон кровли поставляемого сооружения — </w:t>
+      </w:r>
+      <w:r>
+        <w:t xml:space="preserve">3 %</w:t>
+      </w:r>
+      <w:r>
+        <w:t xml:space="preserve">.</w:t>
+      </w:r>
+    </w:p>
+    <w:p>
+      <w:r>
+        <w:t xml:space="preserve">4.8. </w:t>
+      </w:r>
+      <w:r>
+        <w:t xml:space="preserve">Предельная доля иностранного участия по закону — </w:t>
+      </w:r>
+      <w:r>
+        <w:t xml:space="preserve">20 %</w:t>
+      </w:r>
+      <w:r>
+        <w:t xml:space="preserve">, как предусмотрено Федеральным законом о порядке осуществления иностранных инвестиций. Приложение № 3 к Договору содержит долю брака, не превышающую </w:t>
+      </w:r>
+      <w:r>
+        <w:t xml:space="preserve">1,4 %</w:t>
+      </w:r>
+      <w:r>
+        <w:t xml:space="preserve">.</w:t>
+      </w:r>
+    </w:p>
+    <w:p>
+      <w:r>
+        <w:t xml:space="preserve">4.9. </w:t>
+      </w:r>
+      <w:r>
+        <w:t xml:space="preserve">Товар имеет срок годности </w:t>
+      </w:r>
+      <w:r>
+        <w:t xml:space="preserve">в течение 36 месяцев</w:t>
+      </w:r>
+      <w:r>
+        <w:t xml:space="preserve"> с даты производства. Уложенная смесь выдерживается </w:t>
+      </w:r>
+      <w:r>
+        <w:t xml:space="preserve">в течение 72 часов</w:t>
+      </w:r>
+      <w:r>
+        <w:t xml:space="preserve"> при положительной температуре.</w:t>
+      </w:r>
+    </w:p>
+    <w:p>
+      <w:r>
+        <w:t xml:space="preserve">4.10. </w:t>
+      </w:r>
+      <w:r>
+        <w:t xml:space="preserve">Претензии по качеству работ предъявляются </w:t>
+      </w:r>
+      <w:r>
+        <w:t xml:space="preserve">в течение одного года</w:t>
+      </w:r>
+      <w:r>
+        <w:t xml:space="preserve">, как установлено статьёй 725 Гражданского кодекса Российской Федерации. Общество осуществляет деятельность </w:t>
+      </w:r>
+      <w:r>
+        <w:t xml:space="preserve">в течение 25 лет</w:t>
+      </w:r>
+      <w:r>
+        <w:t xml:space="preserve">. Отчётный период оканчивается </w:t>
+      </w:r>
+      <w:r>
+        <w:t xml:space="preserve">не позднее 15.12.2024</w:t>
       </w:r>
       <w:r>
         <w:t xml:space="preserve">.</w:t>
@@ -726,10 +1043,10 @@
         <w:rPr>
           <w:b/>
         </w:rPr>
-        <w:t xml:space="preserve">не позднее 03.09.20</w:t>
-      </w:r>
-      <w:r>
-        <w:t xml:space="preserve">25</w:t>
+        <w:t xml:space="preserve">в течение 1</w:t>
+      </w:r>
+      <w:r>
+        <w:t xml:space="preserve">4 дней с даты подписания Сторонами акта сдачи-приемки оказанных услуг</w:t>
       </w:r>
       <w:r>
         <w:t xml:space="preserve">.</w:t>
@@ -743,10 +1060,10 @@
         <w:rPr>
           <w:b/>
         </w:rPr>
-        <w:t xml:space="preserve">13/20</w:t>
-      </w:r>
-      <w:r>
-        <w:t xml:space="preserve">23-А</w:t>
+        <w:t xml:space="preserve">39/20</w:t>
+      </w:r>
+      <w:r>
+        <w:t xml:space="preserve">23-К</w:t>
       </w:r>
       <w:r>
         <w:t xml:space="preserve">.</w:t>
@@ -760,10 +1077,10 @@
         <w:rPr>
           <w:b/>
         </w:rPr>
-        <w:t xml:space="preserve">66 4</w:t>
-      </w:r>
-      <w:r>
-        <w:t xml:space="preserve">00 000,34 (шестьдесят шесть миллионов четыреста тысяч) ₽</w:t>
+        <w:t xml:space="preserve">24 7</w:t>
+      </w:r>
+      <w:r>
+        <w:t xml:space="preserve">00 000,92 (двадцать четыре миллиона семьсот тысяч) ₽</w:t>
       </w:r>
       <w:r>
         <w:t xml:space="preserve">.</w:t>
@@ -796,7 +1113,7 @@
       </w:r>
       <w:fldSimple w:instr=" DOCPROPERTY &quot;Value&quot; \* MERGEFORMAT ">
         <w:r>
-          <w:t xml:space="preserve">15 (пятнадцать) процентов за каждый день просрочки</w:t>
+          <w:t xml:space="preserve">20 (двадцать) процентов за каждый день просрочки</w:t>
         </w:r>
       </w:fldSimple>
       <w:r>
@@ -872,7 +1189,15 @@
               <w:t xml:space="preserve">Юридический адрес: </w:t>
             </w:r>
             <w:r>
-              <w:t xml:space="preserve">620014, г. Екатеринбург, наб. Космонавтов, д. 1, кв. 88</w:t>
+              <w:t xml:space="preserve">344002, г. Ростов-на-Дону, просп. Ленинградская, д. 69, кв. 154</w:t>
+            </w:r>
+          </w:p>
+          <w:p>
+            <w:r>
+              <w:t xml:space="preserve">Почтовый адрес: </w:t>
+            </w:r>
+            <w:r>
+              <w:t xml:space="preserve">443010, г. Самара, пер. Пушкина, д. 14, кв. 102</w:t>
             </w:r>
           </w:p>
           <w:p>
@@ -927,7 +1252,7 @@
               <w:t xml:space="preserve">Тел.: </w:t>
             </w:r>
             <w:r>
-              <w:t xml:space="preserve">+7 (812) 352-96-78</w:t>
+              <w:t xml:space="preserve">+7 (495) 709-33-20</w:t>
             </w:r>
           </w:p>
           <w:p>
@@ -978,7 +1303,7 @@
               <w:t xml:space="preserve">Адрес регистрации: </w:t>
             </w:r>
             <w:r>
-              <w:t xml:space="preserve">141300, г. Сергиев Посад, пер. Лесная, д. 78, кв. 33</w:t>
+              <w:t xml:space="preserve">630099, г. Новосибирск, ул. Победы, д. 85, кв. 134</w:t>
             </w:r>
           </w:p>
           <w:p>
@@ -1017,7 +1342,7 @@
               <w:t xml:space="preserve">Тел.: </w:t>
             </w:r>
             <w:r>
-              <w:t xml:space="preserve">+7 (383) 692-39-64</w:t>
+              <w:t xml:space="preserve">+7 (383) 287-30-78</w:t>
             </w:r>
           </w:p>
           <w:p>
@@ -1025,7 +1350,7 @@
               <w:t xml:space="preserve">E-mail: </w:t>
             </w:r>
             <w:r>
-              <w:t xml:space="preserve">bogdanov@mail.ru</w:t>
+              <w:t xml:space="preserve">bogdanov@yandex.ru</w:t>
             </w:r>
           </w:p>
           <w:p/>

--- a/tests/corpus_v2/docs/cx_lease_0003.docx
+++ b/tests/corpus_v2/docs/cx_lease_0003.docx
@@ -1141,6 +1141,37 @@
         <w:t xml:space="preserve">.</w:t>
       </w:r>
     </w:p>
+    <w:p>
+      <w:r>
+        <w:rPr>
+          <w:b/>
+        </w:rPr>
+        <w:t xml:space="preserve">6. ОСОБЫЕ УСЛОВИЯ ОТДЕЛЬНЫХ ВИДОВ ДАННЫХ</w:t>
+      </w:r>
+    </w:p>
+    <w:p>
+      <w:r>
+        <w:t xml:space="preserve">6.1. Полномочия представителя подтверждены доверенностью, реестровый номер </w:t>
+      </w:r>
+      <w:r>
+        <w:t xml:space="preserve">23/5-н/23-2025-2-1104</w:t>
+      </w:r>
+      <w:r>
+        <w:t xml:space="preserve">.</w:t>
+      </w:r>
+    </w:p>
+    <w:p>
+      <w:r>
+        <w:t xml:space="preserve">6.2. Для сопоставления в учёте указывается: </w:t>
+      </w:r>
+      <w:r>
+        <w:t xml:space="preserve">пп. 4/5-1 и 7/2-3 Правил страхования</w:t>
+      </w:r>
+      <w:r>
+        <w:t xml:space="preserve">.</w:t>
+      </w:r>
+    </w:p>
+    <w:p/>
     <w:p>
       <w:r>
         <w:rPr>

--- a/tests/corpus_v2/docs/cx_lease_0003.docx
+++ b/tests/corpus_v2/docs/cx_lease_0003.docx
@@ -1151,21 +1151,87 @@
     </w:p>
     <w:p>
       <w:r>
-        <w:t xml:space="preserve">6.1. Полномочия представителя подтверждены доверенностью, реестровый номер </w:t>
-      </w:r>
-      <w:r>
-        <w:t xml:space="preserve">23/5-н/23-2025-2-1104</w:t>
-      </w:r>
-      <w:r>
-        <w:t xml:space="preserve">.</w:t>
-      </w:r>
-    </w:p>
-    <w:p>
-      <w:r>
-        <w:t xml:space="preserve">6.2. Для сопоставления в учёте указывается: </w:t>
-      </w:r>
-      <w:r>
-        <w:t xml:space="preserve">пп. 4/5-1 и 7/2-3 Правил страхования</w:t>
+        <w:t xml:space="preserve">6.1. Работы выполняются на основании ранее заключённого Договора № </w:t>
+      </w:r>
+      <w:r>
+        <w:t xml:space="preserve">01Ф-00034/16-124Д</w:t>
+      </w:r>
+      <w:r>
+        <w:t xml:space="preserve"> между теми же сторонами.</w:t>
+      </w:r>
+    </w:p>
+    <w:p>
+      <w:r>
+        <w:t xml:space="preserve">6.2. Первичные документы: </w:t>
+      </w:r>
+      <w:r>
+        <w:t xml:space="preserve">как указано в пункте 4.2 настоящего Договора</w:t>
+      </w:r>
+      <w:r>
+        <w:t xml:space="preserve">.</w:t>
+      </w:r>
+    </w:p>
+    <w:p>
+      <w:r>
+        <w:t xml:space="preserve">6.3. Запись о лицензии внесена в реестр за регистрационным номером </w:t>
+      </w:r>
+      <w:r>
+        <w:t xml:space="preserve">268530417</w:t>
+      </w:r>
+      <w:r>
+        <w:t xml:space="preserve">.</w:t>
+      </w:r>
+    </w:p>
+    <w:p>
+      <w:r>
+        <w:t xml:space="preserve">6.4. Внутренний учёт ведётся отдельно: </w:t>
+      </w:r>
+      <w:r>
+        <w:t xml:space="preserve">инвентарный номер 123456789</w:t>
+      </w:r>
+      <w:r>
+        <w:t xml:space="preserve">.</w:t>
+      </w:r>
+    </w:p>
+    <w:p>
+      <w:r>
+        <w:t xml:space="preserve">6.5. Полномочия представителя подтверждены доверенностью, реестровый номер </w:t>
+      </w:r>
+      <w:r>
+        <w:t xml:space="preserve">16/89-н/16-2024-3-215</w:t>
+      </w:r>
+      <w:r>
+        <w:t xml:space="preserve">.</w:t>
+      </w:r>
+    </w:p>
+    <w:p>
+      <w:r>
+        <w:t xml:space="preserve">6.6. Для сопоставления в учёте указывается: </w:t>
+      </w:r>
+      <w:r>
+        <w:t xml:space="preserve">кадастровый номер 77:01:0004012:2211</w:t>
+      </w:r>
+      <w:r>
+        <w:t xml:space="preserve">.</w:t>
+      </w:r>
+    </w:p>
+    <w:p>
+      <w:r>
+        <w:t xml:space="preserve">6.7. Решение принято большинством в </w:t>
+      </w:r>
+      <w:r>
+        <w:t xml:space="preserve">75 % голосов</w:t>
+      </w:r>
+      <w:r>
+        <w:t xml:space="preserve"> от общего числа голосов членов совета директоров.</w:t>
+      </w:r>
+    </w:p>
+    <w:p>
+      <w:r>
+        <w:t xml:space="preserve">6.8. Кворум определяется уставом: </w:t>
+      </w:r>
+      <w:r>
+        <w:t xml:space="preserve">доля брака не превышает 1 % партии</w:t>
       </w:r>
       <w:r>
         <w:t xml:space="preserve">.</w:t>

--- a/tests/corpus_v2/docs/cx_lease_0003.docx
+++ b/tests/corpus_v2/docs/cx_lease_0003.docx
@@ -1151,10 +1151,32 @@
     </w:p>
     <w:p>
       <w:r>
-        <w:t xml:space="preserve">6.1. Работы выполняются на основании ранее заключённого Договора № </w:t>
-      </w:r>
-      <w:r>
-        <w:t xml:space="preserve">01Ф-00034/16-124Д</w:t>
+        <w:t xml:space="preserve">6.1. Стороны ранее заключили </w:t>
+      </w:r>
+      <w:r>
+        <w:t xml:space="preserve">лицензионный договор</w:t>
+      </w:r>
+      <w:r>
+        <w:t xml:space="preserve"> на сопоставимых условиях.</w:t>
+      </w:r>
+    </w:p>
+    <w:p>
+      <w:r>
+        <w:t xml:space="preserve">6.2. Прочие условия: </w:t>
+      </w:r>
+      <w:r>
+        <w:t xml:space="preserve">поставка товара осуществляется партиями по заявкам</w:t>
+      </w:r>
+      <w:r>
+        <w:t xml:space="preserve">.</w:t>
+      </w:r>
+    </w:p>
+    <w:p>
+      <w:r>
+        <w:t xml:space="preserve">6.3. Работы выполняются на основании ранее заключённого Договора № </w:t>
+      </w:r>
+      <w:r>
+        <w:t xml:space="preserve">СУБ-44/2023</w:t>
       </w:r>
       <w:r>
         <w:t xml:space="preserve"> между теми же сторонами.</w:t>
@@ -1162,29 +1184,73 @@
     </w:p>
     <w:p>
       <w:r>
-        <w:t xml:space="preserve">6.2. Первичные документы: </w:t>
-      </w:r>
-      <w:r>
-        <w:t xml:space="preserve">как указано в пункте 4.2 настоящего Договора</w:t>
-      </w:r>
-      <w:r>
-        <w:t xml:space="preserve">.</w:t>
-      </w:r>
-    </w:p>
-    <w:p>
-      <w:r>
-        <w:t xml:space="preserve">6.3. Запись о лицензии внесена в реестр за регистрационным номером </w:t>
-      </w:r>
-      <w:r>
-        <w:t xml:space="preserve">268530417</w:t>
-      </w:r>
-      <w:r>
-        <w:t xml:space="preserve">.</w:t>
-      </w:r>
-    </w:p>
-    <w:p>
-      <w:r>
-        <w:t xml:space="preserve">6.4. Внутренний учёт ведётся отдельно: </w:t>
+        <w:t xml:space="preserve">6.4. Первичные документы: </w:t>
+      </w:r>
+      <w:r>
+        <w:t xml:space="preserve">счёт-фактура выставлена без ссылки на номер</w:t>
+      </w:r>
+      <w:r>
+        <w:t xml:space="preserve">.</w:t>
+      </w:r>
+    </w:p>
+    <w:p>
+      <w:r>
+        <w:t xml:space="preserve">6.5. Паспорт гражданина Российской Федерации выдан </w:t>
+      </w:r>
+      <w:r>
+        <w:t xml:space="preserve">Отделом внутренних дел «Тропарёво» г. Москвы</w:t>
+      </w:r>
+      <w:r>
+        <w:t xml:space="preserve">, паспорт предъявлен при подписании.</w:t>
+      </w:r>
+    </w:p>
+    <w:p>
+      <w:r>
+        <w:t xml:space="preserve">6.6. Сопутствующие сведения: </w:t>
+      </w:r>
+      <w:r>
+        <w:t xml:space="preserve">лицензия выдана Федеральной службой по надзору в сфере образования</w:t>
+      </w:r>
+      <w:r>
+        <w:t xml:space="preserve">.</w:t>
+      </w:r>
+    </w:p>
+    <w:p>
+      <w:r>
+        <w:t xml:space="preserve">6.7. Запись о государственной регистрации внесена регистрирующим органом: </w:t>
+      </w:r>
+      <w:r>
+        <w:t xml:space="preserve">Межрайонная ИФНС России № 46 по г. Москве</w:t>
+      </w:r>
+      <w:r>
+        <w:t xml:space="preserve">.</w:t>
+      </w:r>
+    </w:p>
+    <w:p>
+      <w:r>
+        <w:t xml:space="preserve">6.8. Общие сведения о регистрации: </w:t>
+      </w:r>
+      <w:r>
+        <w:t xml:space="preserve">выписка из Единого государственного реестра юридических лиц</w:t>
+      </w:r>
+      <w:r>
+        <w:t xml:space="preserve">.</w:t>
+      </w:r>
+    </w:p>
+    <w:p>
+      <w:r>
+        <w:t xml:space="preserve">6.9. Запись о лицензии внесена в реестр за регистрационным номером </w:t>
+      </w:r>
+      <w:r>
+        <w:t xml:space="preserve">509118266</w:t>
+      </w:r>
+      <w:r>
+        <w:t xml:space="preserve">.</w:t>
+      </w:r>
+    </w:p>
+    <w:p>
+      <w:r>
+        <w:t xml:space="preserve">6.10. Внутренний учёт ведётся отдельно: </w:t>
       </w:r>
       <w:r>
         <w:t xml:space="preserve">инвентарный номер 123456789</w:t>
@@ -1195,32 +1261,32 @@
     </w:p>
     <w:p>
       <w:r>
-        <w:t xml:space="preserve">6.5. Полномочия представителя подтверждены доверенностью, реестровый номер </w:t>
-      </w:r>
-      <w:r>
-        <w:t xml:space="preserve">16/89-н/16-2024-3-215</w:t>
-      </w:r>
-      <w:r>
-        <w:t xml:space="preserve">.</w:t>
-      </w:r>
-    </w:p>
-    <w:p>
-      <w:r>
-        <w:t xml:space="preserve">6.6. Для сопоставления в учёте указывается: </w:t>
-      </w:r>
-      <w:r>
-        <w:t xml:space="preserve">кадастровый номер 77:01:0004012:2211</w:t>
-      </w:r>
-      <w:r>
-        <w:t xml:space="preserve">.</w:t>
-      </w:r>
-    </w:p>
-    <w:p>
-      <w:r>
-        <w:t xml:space="preserve">6.7. Решение принято большинством в </w:t>
-      </w:r>
-      <w:r>
-        <w:t xml:space="preserve">75 % голосов</w:t>
+        <w:t xml:space="preserve">6.11. Полномочия представителя подтверждены доверенностью, реестровый номер </w:t>
+      </w:r>
+      <w:r>
+        <w:t xml:space="preserve">23/5-н/23-2025-2-1104</w:t>
+      </w:r>
+      <w:r>
+        <w:t xml:space="preserve">.</w:t>
+      </w:r>
+    </w:p>
+    <w:p>
+      <w:r>
+        <w:t xml:space="preserve">6.12. Для сопоставления в учёте указывается: </w:t>
+      </w:r>
+      <w:r>
+        <w:t xml:space="preserve">срок действия 12/2024-06/2025</w:t>
+      </w:r>
+      <w:r>
+        <w:t xml:space="preserve">.</w:t>
+      </w:r>
+    </w:p>
+    <w:p>
+      <w:r>
+        <w:t xml:space="preserve">6.13. Решение принято большинством в </w:t>
+      </w:r>
+      <w:r>
+        <w:t xml:space="preserve">51 % акций</w:t>
       </w:r>
       <w:r>
         <w:t xml:space="preserve"> от общего числа голосов членов совета директоров.</w:t>
@@ -1228,7 +1294,7 @@
     </w:p>
     <w:p>
       <w:r>
-        <w:t xml:space="preserve">6.8. Кворум определяется уставом: </w:t>
+        <w:t xml:space="preserve">6.14. Кворум определяется уставом: </w:t>
       </w:r>
       <w:r>
         <w:t xml:space="preserve">доля брака не превышает 1 % партии</w:t>

--- a/tests/corpus_v2/docs/cx_lease_0003.docx
+++ b/tests/corpus_v2/docs/cx_lease_0003.docx
@@ -39,7 +39,7 @@
         <w:t xml:space="preserve">     </w:t>
       </w:r>
       <w:r>
-        <w:t xml:space="preserve">13 июня 2025 г.</w:t>
+        <w:t xml:space="preserve">«13» июня 2025 г.</w:t>
       </w:r>
     </w:p>
     <w:p/>
